--- a/for Gig/Parvez K.docx
+++ b/for Gig/Parvez K.docx
@@ -1,6 +1,6 @@
 
 <file path=word/document.xml><?xml version="1.0" encoding="utf-8"?>
-<w:document xmlns:wpc="http://schemas.microsoft.com/office/word/2010/wordprocessingCanvas" xmlns:mc="http://schemas.openxmlformats.org/markup-compatibility/2006" xmlns:o="urn:schemas-microsoft-com:office:office" xmlns:r="http://schemas.openxmlformats.org/officeDocument/2006/relationships" xmlns:m="http://schemas.openxmlformats.org/officeDocument/2006/math" xmlns:v="urn:schemas-microsoft-com:vml" xmlns:wp14="http://schemas.microsoft.com/office/word/2010/wordprocessingDrawing" xmlns:wp="http://schemas.openxmlformats.org/drawingml/2006/wordprocessingDrawing" xmlns:w10="urn:schemas-microsoft-com:office:word" xmlns:w="http://schemas.openxmlformats.org/wordprocessingml/2006/main" xmlns:w14="http://schemas.microsoft.com/office/word/2010/wordml" xmlns:wpg="http://schemas.microsoft.com/office/word/2010/wordprocessingGroup" xmlns:wpi="http://schemas.microsoft.com/office/word/2010/wordprocessingInk" xmlns:wne="http://schemas.microsoft.com/office/word/2006/wordml" xmlns:wps="http://schemas.microsoft.com/office/word/2010/wordprocessingShape" mc:Ignorable="w14 wp14">
+<w:document xmlns:wpc="http://schemas.microsoft.com/office/word/2010/wordprocessingCanvas" xmlns:cx="http://schemas.microsoft.com/office/drawing/2014/chartex" xmlns:cx1="http://schemas.microsoft.com/office/drawing/2015/9/8/chartex" xmlns:mc="http://schemas.openxmlformats.org/markup-compatibility/2006" xmlns:o="urn:schemas-microsoft-com:office:office" xmlns:r="http://schemas.openxmlformats.org/officeDocument/2006/relationships" xmlns:m="http://schemas.openxmlformats.org/officeDocument/2006/math" xmlns:v="urn:schemas-microsoft-com:vml" xmlns:wp14="http://schemas.microsoft.com/office/word/2010/wordprocessingDrawing" xmlns:wp="http://schemas.openxmlformats.org/drawingml/2006/wordprocessingDrawing" xmlns:w10="urn:schemas-microsoft-com:office:word" xmlns:w="http://schemas.openxmlformats.org/wordprocessingml/2006/main" xmlns:w14="http://schemas.microsoft.com/office/word/2010/wordml" xmlns:w15="http://schemas.microsoft.com/office/word/2012/wordml" xmlns:w16se="http://schemas.microsoft.com/office/word/2015/wordml/symex" xmlns:wpg="http://schemas.microsoft.com/office/word/2010/wordprocessingGroup" xmlns:wpi="http://schemas.microsoft.com/office/word/2010/wordprocessingInk" xmlns:wne="http://schemas.microsoft.com/office/word/2006/wordml" xmlns:wps="http://schemas.microsoft.com/office/word/2010/wordprocessingShape" mc:Ignorable="w14 w15 w16se wp14">
   <w:body>
     <w:p>
       <w:pPr>
@@ -43,7 +43,7 @@
                     </pic:cNvPicPr>
                   </pic:nvPicPr>
                   <pic:blipFill>
-                    <a:blip r:embed="rId9" cstate="print">
+                    <a:blip r:embed="rId8" cstate="print">
                       <a:extLst>
                         <a:ext uri="{28A0092B-C50C-407E-A947-70E740481C1C}">
                           <a14:useLocalDpi xmlns:a14="http://schemas.microsoft.com/office/drawing/2010/main" val="0"/>
@@ -219,9 +219,20 @@
           <w:color w:val="000000"/>
           <w:sz w:val="24"/>
         </w:rPr>
-        <w:t>138/7</w:t>
+        <w:t>138/</w:t>
       </w:r>
       <w:proofErr w:type="gramStart"/>
+      <w:r>
+        <w:rPr>
+          <w:rFonts w:ascii="Times New Roman" w:hAnsi="Times New Roman"/>
+          <w:bCs/>
+          <w:i/>
+          <w:iCs/>
+          <w:color w:val="000000"/>
+          <w:sz w:val="24"/>
+        </w:rPr>
+        <w:t>7</w:t>
+      </w:r>
       <w:r>
         <w:rPr>
           <w:rFonts w:ascii="Times New Roman" w:hAnsi="Times New Roman"/>
@@ -553,15 +564,7 @@
           <w:rFonts w:ascii="Book Antiqua" w:hAnsi="Book Antiqua"/>
           <w:color w:val="000000"/>
         </w:rPr>
-        <w:t>Mobile No</w:t>
-      </w:r>
-      <w:proofErr w:type="gramStart"/>
-      <w:r>
-        <w:rPr>
-          <w:rFonts w:ascii="Book Antiqua" w:hAnsi="Book Antiqua"/>
-          <w:color w:val="000000"/>
-        </w:rPr>
-        <w:t>:</w:t>
+        <w:t>Mobile No:</w:t>
       </w:r>
       <w:r>
         <w:rPr>
@@ -578,7 +581,6 @@
         <w:tab/>
         <w:t>:</w:t>
       </w:r>
-      <w:proofErr w:type="gramEnd"/>
       <w:r>
         <w:rPr>
           <w:rFonts w:ascii="Book Antiqua" w:hAnsi="Book Antiqua"/>
@@ -646,7 +648,7 @@
         </w:rPr>
         <w:tab/>
       </w:r>
-      <w:hyperlink r:id="rId10" w:history="1">
+      <w:hyperlink r:id="rId9" w:history="1">
         <w:r>
           <w:rPr>
             <w:rStyle w:val="Hyperlink"/>
@@ -702,7 +704,7 @@
         </w:rPr>
         <w:tab/>
       </w:r>
-      <w:hyperlink r:id="rId11" w:history="1">
+      <w:hyperlink r:id="rId10" w:history="1">
         <w:r>
           <w:rPr>
             <w:rStyle w:val="Hyperlink"/>
@@ -749,7 +751,7 @@
         </w:rPr>
         <w:tab/>
       </w:r>
-      <w:hyperlink r:id="rId12" w:history="1">
+      <w:hyperlink r:id="rId11" w:history="1">
         <w:r>
           <w:rPr>
             <w:rStyle w:val="Hyperlink"/>
@@ -798,7 +800,7 @@
         </w:rPr>
         <w:tab/>
       </w:r>
-      <w:hyperlink r:id="rId13" w:history="1">
+      <w:hyperlink r:id="rId12" w:history="1">
         <w:r>
           <w:rPr>
             <w:rStyle w:val="Hyperlink"/>
@@ -885,7 +887,7 @@
           </mc:Choice>
           <mc:Fallback>
             <w:pict>
-              <v:line id="Line 3" o:spid="_x0000_s1026" style="position:absolute;z-index:251661312;visibility:visible;mso-wrap-style:square;mso-width-percent:0;mso-height-percent:0;mso-wrap-distance-left:9pt;mso-wrap-distance-top:0;mso-wrap-distance-right:9pt;mso-wrap-distance-bottom:0;mso-position-horizontal:absolute;mso-position-horizontal-relative:text;mso-position-vertical:absolute;mso-position-vertical-relative:text;mso-width-percent:0;mso-height-percent:0;mso-width-relative:page;mso-height-relative:page" from="-.75pt,10.6pt" to="468.75pt,10.6pt" o:gfxdata="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" strokecolor="fuchsia" strokeweight="4.5pt">
+              <v:line w14:anchorId="07A80B7D" id="Line 3" o:spid="_x0000_s1026" style="position:absolute;z-index:251661312;visibility:visible;mso-wrap-style:square;mso-width-percent:0;mso-height-percent:0;mso-wrap-distance-left:9pt;mso-wrap-distance-top:0;mso-wrap-distance-right:9pt;mso-wrap-distance-bottom:0;mso-position-horizontal:absolute;mso-position-horizontal-relative:text;mso-position-vertical:absolute;mso-position-vertical-relative:text;mso-width-percent:0;mso-height-percent:0;mso-width-relative:page;mso-height-relative:page" from="-.75pt,10.6pt" to="468.75pt,10.6pt" o:gfxdata="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" strokecolor="fuchsia" strokeweight="4.5pt">
                 <v:stroke linestyle="thickThin"/>
               </v:line>
             </w:pict>
@@ -1578,23 +1580,13 @@
                       <w:szCs w:val="18"/>
                     </w:rPr>
                   </w:pPr>
-                  <w:proofErr w:type="spellStart"/>
                   <w:r>
                     <w:rPr>
                       <w:b/>
                       <w:bCs/>
                       <w:sz w:val="18"/>
                     </w:rPr>
-                    <w:t>Sukkur</w:t>
-                  </w:r>
-                  <w:proofErr w:type="spellEnd"/>
-                  <w:r>
-                    <w:rPr>
-                      <w:b/>
-                      <w:bCs/>
-                      <w:sz w:val="18"/>
-                    </w:rPr>
-                    <w:t xml:space="preserve"> Board</w:t>
+                    <w:t>Sukkur Board</w:t>
                   </w:r>
                 </w:p>
               </w:tc>
@@ -1758,23 +1750,13 @@
                       <w:szCs w:val="18"/>
                     </w:rPr>
                   </w:pPr>
-                  <w:proofErr w:type="spellStart"/>
                   <w:r>
                     <w:rPr>
                       <w:b/>
                       <w:bCs/>
                       <w:sz w:val="18"/>
                     </w:rPr>
-                    <w:t>Sukkur</w:t>
-                  </w:r>
-                  <w:proofErr w:type="spellEnd"/>
-                  <w:r>
-                    <w:rPr>
-                      <w:b/>
-                      <w:bCs/>
-                      <w:sz w:val="18"/>
-                    </w:rPr>
-                    <w:t xml:space="preserve"> Board</w:t>
+                    <w:t>Sukkur Board</w:t>
                   </w:r>
                 </w:p>
               </w:tc>
@@ -1882,19 +1864,6 @@
           <w:szCs w:val="28"/>
         </w:rPr>
       </w:pPr>
-      <w:r>
-        <w:rPr>
-          <w:rFonts w:ascii="Book Antiqua" w:hAnsi="Book Antiqua"/>
-          <w:b/>
-          <w:bCs/>
-          <w:i/>
-          <w:iCs/>
-          <w:color w:val="000000"/>
-          <w:sz w:val="28"/>
-          <w:szCs w:val="28"/>
-        </w:rPr>
-        <w:t>OBJECTIVE</w:t>
-      </w:r>
     </w:p>
     <w:p>
       <w:pPr>
@@ -1905,48 +1874,11 @@
           <w:rFonts w:ascii="Book Antiqua" w:hAnsi="Book Antiqua"/>
           <w:b/>
           <w:bCs/>
-          <w:color w:val="000000"/>
-          <w:sz w:val="2"/>
-          <w:szCs w:val="8"/>
-        </w:rPr>
-      </w:pPr>
-    </w:p>
-    <w:p>
-      <w:pPr>
-        <w:jc w:val="both"/>
-        <w:rPr>
-          <w:color w:val="000000"/>
-          <w:sz w:val="6"/>
-          <w:szCs w:val="10"/>
-        </w:rPr>
-      </w:pPr>
-      <w:r>
-        <w:rPr>
-          <w:color w:val="000000"/>
-          <w:sz w:val="6"/>
-          <w:szCs w:val="10"/>
-        </w:rPr>
-        <w:t>[</w:t>
-      </w:r>
-    </w:p>
-    <w:p>
-      <w:pPr>
-        <w:ind w:firstLine="360"/>
-        <w:jc w:val="both"/>
-      </w:pPr>
-      <w:r>
-        <w:t>A challenging career in an organization involved in providing wide spectrum Engineering Services. I seek a carrier in a dynamic work environment that encourages creativity so that I can apply my knowledge up to my level best.</w:t>
-      </w:r>
-    </w:p>
-    <w:p>
-      <w:pPr>
-        <w:spacing w:line="288" w:lineRule="auto"/>
-        <w:jc w:val="both"/>
-        <w:rPr>
-          <w:rFonts w:ascii="Book Antiqua" w:hAnsi="Book Antiqua"/>
-          <w:color w:val="000000"/>
-          <w:sz w:val="4"/>
-          <w:szCs w:val="10"/>
+          <w:i/>
+          <w:iCs/>
+          <w:color w:val="000000"/>
+          <w:sz w:val="28"/>
+          <w:szCs w:val="28"/>
         </w:rPr>
       </w:pPr>
     </w:p>
@@ -1994,6 +1926,176 @@
           <w:sz w:val="28"/>
           <w:szCs w:val="28"/>
         </w:rPr>
+        <w:t>OBJECTIVE</w:t>
+      </w:r>
+    </w:p>
+    <w:p>
+      <w:pPr>
+        <w:pBdr>
+          <w:bottom w:val="single" w:sz="8" w:space="1" w:color="auto"/>
+        </w:pBdr>
+        <w:rPr>
+          <w:rFonts w:ascii="Book Antiqua" w:hAnsi="Book Antiqua"/>
+          <w:b/>
+          <w:bCs/>
+          <w:color w:val="000000"/>
+          <w:sz w:val="2"/>
+          <w:szCs w:val="8"/>
+        </w:rPr>
+      </w:pPr>
+    </w:p>
+    <w:p>
+      <w:pPr>
+        <w:jc w:val="both"/>
+        <w:rPr>
+          <w:color w:val="000000"/>
+          <w:sz w:val="6"/>
+          <w:szCs w:val="10"/>
+        </w:rPr>
+      </w:pPr>
+      <w:r>
+        <w:rPr>
+          <w:color w:val="000000"/>
+          <w:sz w:val="6"/>
+          <w:szCs w:val="10"/>
+        </w:rPr>
+        <w:t>[</w:t>
+      </w:r>
+    </w:p>
+    <w:p>
+      <w:pPr>
+        <w:ind w:firstLine="360"/>
+        <w:jc w:val="both"/>
+      </w:pPr>
+      <w:r>
+        <w:t>A challenging career in an organization involved in providing wide spectrum Engineering Services. I seek a carrier in a dynamic work environment that encourages creativity so that I can apply my knowledge up to my level best.</w:t>
+      </w:r>
+    </w:p>
+    <w:p>
+      <w:pPr>
+        <w:spacing w:line="288" w:lineRule="auto"/>
+        <w:jc w:val="both"/>
+        <w:rPr>
+          <w:rFonts w:ascii="Book Antiqua" w:hAnsi="Book Antiqua"/>
+          <w:color w:val="000000"/>
+          <w:sz w:val="4"/>
+          <w:szCs w:val="10"/>
+        </w:rPr>
+      </w:pPr>
+    </w:p>
+    <w:p>
+      <w:pPr>
+        <w:pBdr>
+          <w:bottom w:val="single" w:sz="8" w:space="1" w:color="auto"/>
+        </w:pBdr>
+        <w:rPr>
+          <w:rFonts w:ascii="Book Antiqua" w:hAnsi="Book Antiqua"/>
+          <w:b/>
+          <w:bCs/>
+          <w:i/>
+          <w:iCs/>
+          <w:color w:val="000000"/>
+          <w:sz w:val="28"/>
+          <w:szCs w:val="28"/>
+        </w:rPr>
+      </w:pPr>
+    </w:p>
+    <w:p>
+      <w:pPr>
+        <w:pBdr>
+          <w:bottom w:val="single" w:sz="8" w:space="1" w:color="auto"/>
+        </w:pBdr>
+        <w:rPr>
+          <w:rFonts w:ascii="Book Antiqua" w:hAnsi="Book Antiqua"/>
+          <w:b/>
+          <w:bCs/>
+          <w:i/>
+          <w:iCs/>
+          <w:color w:val="000000"/>
+          <w:sz w:val="28"/>
+          <w:szCs w:val="28"/>
+        </w:rPr>
+      </w:pPr>
+    </w:p>
+    <w:p>
+      <w:pPr>
+        <w:pBdr>
+          <w:bottom w:val="single" w:sz="8" w:space="1" w:color="auto"/>
+        </w:pBdr>
+        <w:rPr>
+          <w:rFonts w:ascii="Book Antiqua" w:hAnsi="Book Antiqua"/>
+          <w:b/>
+          <w:bCs/>
+          <w:i/>
+          <w:iCs/>
+          <w:color w:val="000000"/>
+          <w:sz w:val="28"/>
+          <w:szCs w:val="28"/>
+        </w:rPr>
+      </w:pPr>
+    </w:p>
+    <w:p>
+      <w:pPr>
+        <w:pBdr>
+          <w:bottom w:val="single" w:sz="8" w:space="1" w:color="auto"/>
+        </w:pBdr>
+        <w:rPr>
+          <w:rFonts w:ascii="Book Antiqua" w:hAnsi="Book Antiqua"/>
+          <w:b/>
+          <w:bCs/>
+          <w:i/>
+          <w:iCs/>
+          <w:color w:val="000000"/>
+          <w:sz w:val="28"/>
+          <w:szCs w:val="28"/>
+        </w:rPr>
+      </w:pPr>
+    </w:p>
+    <w:p>
+      <w:pPr>
+        <w:pBdr>
+          <w:bottom w:val="single" w:sz="8" w:space="1" w:color="auto"/>
+        </w:pBdr>
+        <w:rPr>
+          <w:rFonts w:ascii="Book Antiqua" w:hAnsi="Book Antiqua"/>
+          <w:b/>
+          <w:bCs/>
+          <w:i/>
+          <w:iCs/>
+          <w:color w:val="000000"/>
+          <w:sz w:val="28"/>
+          <w:szCs w:val="28"/>
+        </w:rPr>
+      </w:pPr>
+    </w:p>
+    <w:p>
+      <w:pPr>
+        <w:pBdr>
+          <w:bottom w:val="single" w:sz="8" w:space="1" w:color="auto"/>
+        </w:pBdr>
+        <w:rPr>
+          <w:rFonts w:ascii="Book Antiqua" w:hAnsi="Book Antiqua"/>
+          <w:b/>
+          <w:bCs/>
+          <w:i/>
+          <w:iCs/>
+          <w:color w:val="000000"/>
+          <w:sz w:val="28"/>
+          <w:szCs w:val="28"/>
+        </w:rPr>
+      </w:pPr>
+      <w:r>
+        <w:rPr>
+          <w:rFonts w:ascii="Book Antiqua" w:hAnsi="Book Antiqua"/>
+          <w:b/>
+          <w:bCs/>
+          <w:i/>
+          <w:iCs/>
+          <w:color w:val="000000"/>
+          <w:sz w:val="28"/>
+          <w:szCs w:val="28"/>
+        </w:rPr>
+        <w:lastRenderedPageBreak/>
         <w:t xml:space="preserve">EXPERIENCE </w:t>
       </w:r>
     </w:p>
@@ -2026,16 +2128,16 @@
         <w:tblLook w:val="04A0" w:firstRow="1" w:lastRow="0" w:firstColumn="1" w:lastColumn="0" w:noHBand="0" w:noVBand="1"/>
       </w:tblPr>
       <w:tblGrid>
-        <w:gridCol w:w="1278"/>
-        <w:gridCol w:w="2340"/>
-        <w:gridCol w:w="2970"/>
+        <w:gridCol w:w="738"/>
+        <w:gridCol w:w="3420"/>
+        <w:gridCol w:w="2430"/>
         <w:gridCol w:w="1530"/>
         <w:gridCol w:w="1458"/>
       </w:tblGrid>
       <w:tr>
         <w:tc>
           <w:tcPr>
-            <w:tcW w:w="1278" w:type="dxa"/>
+            <w:tcW w:w="738" w:type="dxa"/>
             <w:shd w:val="clear" w:color="auto" w:fill="auto"/>
           </w:tcPr>
           <w:p>
@@ -2048,7 +2150,7 @@
         </w:tc>
         <w:tc>
           <w:tcPr>
-            <w:tcW w:w="2340" w:type="dxa"/>
+            <w:tcW w:w="3420" w:type="dxa"/>
             <w:shd w:val="clear" w:color="auto" w:fill="auto"/>
           </w:tcPr>
           <w:p>
@@ -2065,7 +2167,7 @@
         </w:tc>
         <w:tc>
           <w:tcPr>
-            <w:tcW w:w="2970" w:type="dxa"/>
+            <w:tcW w:w="2430" w:type="dxa"/>
             <w:shd w:val="clear" w:color="auto" w:fill="auto"/>
           </w:tcPr>
           <w:p>
@@ -2109,7 +2211,7 @@
       <w:tr>
         <w:tc>
           <w:tcPr>
-            <w:tcW w:w="1278" w:type="dxa"/>
+            <w:tcW w:w="738" w:type="dxa"/>
             <w:shd w:val="clear" w:color="auto" w:fill="auto"/>
           </w:tcPr>
           <w:p>
@@ -2120,7 +2222,7 @@
         </w:tc>
         <w:tc>
           <w:tcPr>
-            <w:tcW w:w="2340" w:type="dxa"/>
+            <w:tcW w:w="3420" w:type="dxa"/>
             <w:shd w:val="clear" w:color="auto" w:fill="auto"/>
           </w:tcPr>
           <w:p>
@@ -2136,7 +2238,7 @@
         </w:tc>
         <w:tc>
           <w:tcPr>
-            <w:tcW w:w="2970" w:type="dxa"/>
+            <w:tcW w:w="2430" w:type="dxa"/>
             <w:shd w:val="clear" w:color="auto" w:fill="auto"/>
           </w:tcPr>
           <w:p>
@@ -2152,7 +2254,7 @@
           </w:tcPr>
           <w:p>
             <w:r>
-              <w:t>01/03</w:t>
+              <w:t>03</w:t>
             </w:r>
             <w:r>
               <w:t>/2017</w:t>
@@ -2166,7 +2268,7 @@
           </w:tcPr>
           <w:p>
             <w:r>
-              <w:t>21/05/2018</w:t>
+              <w:t>05/2018</w:t>
             </w:r>
           </w:p>
         </w:tc>
@@ -2174,7 +2276,7 @@
       <w:tr>
         <w:tc>
           <w:tcPr>
-            <w:tcW w:w="1278" w:type="dxa"/>
+            <w:tcW w:w="738" w:type="dxa"/>
             <w:shd w:val="clear" w:color="auto" w:fill="auto"/>
           </w:tcPr>
           <w:p>
@@ -2185,7 +2287,7 @@
         </w:tc>
         <w:tc>
           <w:tcPr>
-            <w:tcW w:w="2340" w:type="dxa"/>
+            <w:tcW w:w="3420" w:type="dxa"/>
             <w:shd w:val="clear" w:color="auto" w:fill="auto"/>
           </w:tcPr>
           <w:p>
@@ -2216,7 +2318,7 @@
         </w:tc>
         <w:tc>
           <w:tcPr>
-            <w:tcW w:w="2970" w:type="dxa"/>
+            <w:tcW w:w="2430" w:type="dxa"/>
             <w:shd w:val="clear" w:color="auto" w:fill="auto"/>
           </w:tcPr>
           <w:p>
@@ -2232,7 +2334,7 @@
           </w:tcPr>
           <w:p>
             <w:r>
-              <w:t>22/06/2018</w:t>
+              <w:t>06/2018</w:t>
             </w:r>
           </w:p>
         </w:tc>
@@ -2243,7 +2345,7 @@
           </w:tcPr>
           <w:p>
             <w:r>
-              <w:t>02/03/</w:t>
+              <w:t>03/</w:t>
             </w:r>
             <w:r>
               <w:t>2019</w:t>
@@ -2254,7 +2356,7 @@
       <w:tr>
         <w:tc>
           <w:tcPr>
-            <w:tcW w:w="1278" w:type="dxa"/>
+            <w:tcW w:w="738" w:type="dxa"/>
             <w:shd w:val="clear" w:color="auto" w:fill="auto"/>
           </w:tcPr>
           <w:p>
@@ -2265,22 +2367,28 @@
         </w:tc>
         <w:tc>
           <w:tcPr>
-            <w:tcW w:w="2340" w:type="dxa"/>
+            <w:tcW w:w="3420" w:type="dxa"/>
             <w:shd w:val="clear" w:color="auto" w:fill="auto"/>
           </w:tcPr>
           <w:p>
             <w:r>
+              <w:rPr>
+                <w:rStyle w:val="whitespace-normal"/>
+              </w:rPr>
               <w:t>MCB Bank</w:t>
             </w:r>
           </w:p>
         </w:tc>
         <w:tc>
           <w:tcPr>
-            <w:tcW w:w="2970" w:type="dxa"/>
+            <w:tcW w:w="2430" w:type="dxa"/>
             <w:shd w:val="clear" w:color="auto" w:fill="auto"/>
           </w:tcPr>
           <w:p>
             <w:r>
+              <w:rPr>
+                <w:sz w:val="22"/>
+              </w:rPr>
               <w:t>BDO</w:t>
             </w:r>
           </w:p>
@@ -2292,10 +2400,7 @@
           </w:tcPr>
           <w:p>
             <w:r>
-              <w:t>28</w:t>
-            </w:r>
-            <w:r>
-              <w:t>/08/2019</w:t>
+              <w:t>08/2019</w:t>
             </w:r>
           </w:p>
         </w:tc>
@@ -2306,7 +2411,7 @@
           </w:tcPr>
           <w:p>
             <w:r>
-              <w:t>20/1/2024</w:t>
+              <w:t>1/2024</w:t>
             </w:r>
           </w:p>
         </w:tc>
@@ -2314,7 +2419,7 @@
       <w:tr>
         <w:tc>
           <w:tcPr>
-            <w:tcW w:w="1278" w:type="dxa"/>
+            <w:tcW w:w="738" w:type="dxa"/>
             <w:shd w:val="clear" w:color="auto" w:fill="auto"/>
           </w:tcPr>
           <w:p>
@@ -2325,7 +2430,7 @@
         </w:tc>
         <w:tc>
           <w:tcPr>
-            <w:tcW w:w="2340" w:type="dxa"/>
+            <w:tcW w:w="3420" w:type="dxa"/>
             <w:shd w:val="clear" w:color="auto" w:fill="auto"/>
           </w:tcPr>
           <w:p>
@@ -2349,7 +2454,7 @@
         </w:tc>
         <w:tc>
           <w:tcPr>
-            <w:tcW w:w="2970" w:type="dxa"/>
+            <w:tcW w:w="2430" w:type="dxa"/>
             <w:shd w:val="clear" w:color="auto" w:fill="auto"/>
           </w:tcPr>
           <w:p>
@@ -2374,10 +2479,10 @@
           </w:tcPr>
           <w:p>
             <w:r>
-              <w:t>19</w:t>
-            </w:r>
-            <w:r>
-              <w:t>/2/2024</w:t>
+              <w:t>0</w:t>
+            </w:r>
+            <w:r>
+              <w:t>2/2024</w:t>
             </w:r>
           </w:p>
         </w:tc>
@@ -2388,7 +2493,7 @@
           </w:tcPr>
           <w:p>
             <w:r>
-              <w:t>01/05/</w:t>
+              <w:t>05/</w:t>
             </w:r>
             <w:r>
               <w:t>2025</w:t>
@@ -2399,7 +2504,7 @@
       <w:tr>
         <w:tc>
           <w:tcPr>
-            <w:tcW w:w="1278" w:type="dxa"/>
+            <w:tcW w:w="738" w:type="dxa"/>
             <w:shd w:val="clear" w:color="auto" w:fill="auto"/>
           </w:tcPr>
           <w:p>
@@ -2410,45 +2515,56 @@
         </w:tc>
         <w:tc>
           <w:tcPr>
-            <w:tcW w:w="2340" w:type="dxa"/>
+            <w:tcW w:w="3420" w:type="dxa"/>
             <w:shd w:val="clear" w:color="auto" w:fill="auto"/>
           </w:tcPr>
           <w:p>
-            <w:proofErr w:type="spellStart"/>
-            <w:r>
-              <w:t>Ornesol</w:t>
-            </w:r>
-            <w:proofErr w:type="spellEnd"/>
+            <w:r>
+              <w:t>GIAIC</w:t>
+            </w:r>
             <w:r>
               <w:t xml:space="preserve"> </w:t>
             </w:r>
-            <w:proofErr w:type="spellStart"/>
-            <w:r>
-              <w:t>pvt</w:t>
-            </w:r>
-            <w:proofErr w:type="spellEnd"/>
-            <w:r>
-              <w:t xml:space="preserve"> ltd</w:t>
+            <w:r>
+              <w:rPr>
+                <w:sz w:val="22"/>
+              </w:rPr>
+              <w:t>(</w:t>
+            </w:r>
+            <w:r>
+              <w:rPr>
+                <w:sz w:val="22"/>
+              </w:rPr>
+              <w:t>Governor Initiative for Artificial Intelligence &amp; Computing</w:t>
+            </w:r>
+            <w:r>
+              <w:rPr>
+                <w:sz w:val="22"/>
+              </w:rPr>
+              <w:t>)</w:t>
             </w:r>
           </w:p>
         </w:tc>
         <w:tc>
           <w:tcPr>
-            <w:tcW w:w="2970" w:type="dxa"/>
+            <w:tcW w:w="2430" w:type="dxa"/>
             <w:shd w:val="clear" w:color="auto" w:fill="auto"/>
           </w:tcPr>
           <w:p>
             <w:r>
-              <w:t xml:space="preserve">AI Developer </w:t>
+              <w:t xml:space="preserve">Teacher </w:t>
             </w:r>
             <w:bookmarkStart w:id="0" w:name="_GoBack"/>
             <w:r>
               <w:rPr>
                 <w:sz w:val="22"/>
               </w:rPr>
-              <w:t>(Project Base)</w:t>
+              <w:t>(Volunteer)</w:t>
             </w:r>
             <w:bookmarkEnd w:id="0"/>
+            <w:r>
+              <w:t xml:space="preserve"> </w:t>
+            </w:r>
           </w:p>
         </w:tc>
         <w:tc>
@@ -2458,7 +2574,10 @@
           </w:tcPr>
           <w:p>
             <w:r>
-              <w:t>01/05/2025</w:t>
+              <w:t>0</w:t>
+            </w:r>
+            <w:r>
+              <w:t>1/2023</w:t>
             </w:r>
           </w:p>
         </w:tc>
@@ -2474,6 +2593,82 @@
           </w:p>
         </w:tc>
       </w:tr>
+      <w:tr>
+        <w:tc>
+          <w:tcPr>
+            <w:tcW w:w="738" w:type="dxa"/>
+            <w:shd w:val="clear" w:color="auto" w:fill="auto"/>
+          </w:tcPr>
+          <w:p>
+            <w:r>
+              <w:t>06</w:t>
+            </w:r>
+          </w:p>
+        </w:tc>
+        <w:tc>
+          <w:tcPr>
+            <w:tcW w:w="3420" w:type="dxa"/>
+            <w:shd w:val="clear" w:color="auto" w:fill="auto"/>
+          </w:tcPr>
+          <w:p>
+            <w:proofErr w:type="spellStart"/>
+            <w:r>
+              <w:t>Ornesol</w:t>
+            </w:r>
+            <w:proofErr w:type="spellEnd"/>
+            <w:r>
+              <w:t xml:space="preserve"> </w:t>
+            </w:r>
+            <w:proofErr w:type="spellStart"/>
+            <w:r>
+              <w:t>pvt</w:t>
+            </w:r>
+            <w:proofErr w:type="spellEnd"/>
+            <w:r>
+              <w:t xml:space="preserve"> ltd</w:t>
+            </w:r>
+          </w:p>
+        </w:tc>
+        <w:tc>
+          <w:tcPr>
+            <w:tcW w:w="2430" w:type="dxa"/>
+            <w:shd w:val="clear" w:color="auto" w:fill="auto"/>
+          </w:tcPr>
+          <w:p>
+            <w:r>
+              <w:t xml:space="preserve">AI Developer </w:t>
+            </w:r>
+            <w:r>
+              <w:rPr>
+                <w:sz w:val="20"/>
+              </w:rPr>
+              <w:t>(Project Base)</w:t>
+            </w:r>
+          </w:p>
+        </w:tc>
+        <w:tc>
+          <w:tcPr>
+            <w:tcW w:w="1530" w:type="dxa"/>
+            <w:shd w:val="clear" w:color="auto" w:fill="auto"/>
+          </w:tcPr>
+          <w:p>
+            <w:r>
+              <w:t>05/2025</w:t>
+            </w:r>
+          </w:p>
+        </w:tc>
+        <w:tc>
+          <w:tcPr>
+            <w:tcW w:w="1458" w:type="dxa"/>
+            <w:shd w:val="clear" w:color="auto" w:fill="auto"/>
+          </w:tcPr>
+          <w:p>
+            <w:r>
+              <w:t>Conti…</w:t>
+            </w:r>
+          </w:p>
+        </w:tc>
+      </w:tr>
     </w:tbl>
     <w:p>
       <w:pPr>
@@ -2584,19 +2779,11 @@
       <w:r>
         <w:t xml:space="preserve"> named “</w:t>
       </w:r>
-      <w:proofErr w:type="spellStart"/>
-      <w:r>
-        <w:rPr>
-          <w:b/>
-        </w:rPr>
-        <w:t>Mehran</w:t>
-      </w:r>
-      <w:proofErr w:type="spellEnd"/>
-      <w:r>
-        <w:rPr>
-          <w:b/>
-        </w:rPr>
-        <w:t xml:space="preserve"> Engineers Intellectual</w:t>
+      <w:r>
+        <w:rPr>
+          <w:b/>
+        </w:rPr>
+        <w:t>Mehran Engineers Intellectual</w:t>
       </w:r>
       <w:r>
         <w:rPr>
@@ -3141,13 +3328,13 @@
         <w:t>Database Administration (</w:t>
       </w:r>
       <w:proofErr w:type="spellStart"/>
+      <w:proofErr w:type="gramStart"/>
       <w:r>
         <w:rPr>
           <w:szCs w:val="22"/>
         </w:rPr>
         <w:t>MySQL</w:t>
       </w:r>
-      <w:proofErr w:type="gramStart"/>
       <w:r>
         <w:rPr>
           <w:szCs w:val="22"/>
@@ -3495,7 +3682,7 @@
         </w:rPr>
         <w:t xml:space="preserve">  </w:t>
       </w:r>
-      <w:hyperlink r:id="rId14" w:history="1">
+      <w:hyperlink r:id="rId13" w:history="1">
         <w:r>
           <w:rPr>
             <w:rStyle w:val="Hyperlink"/>
@@ -3635,7 +3822,7 @@
         </w:rPr>
         <w:t xml:space="preserve">Link: </w:t>
       </w:r>
-      <w:hyperlink r:id="rId15" w:history="1">
+      <w:hyperlink r:id="rId14" w:history="1">
         <w:r>
           <w:rPr>
             <w:rStyle w:val="Hyperlink"/>
@@ -3742,40 +3929,21 @@
           <w:b/>
           <w:szCs w:val="22"/>
         </w:rPr>
+        <w:lastRenderedPageBreak/>
         <w:t>Hardware Base System as a Final Year Project. (</w:t>
       </w:r>
       <w:r>
         <w:rPr>
           <w:szCs w:val="22"/>
         </w:rPr>
-        <w:t xml:space="preserve">Using </w:t>
-      </w:r>
-      <w:proofErr w:type="spellStart"/>
-      <w:r>
-        <w:rPr>
-          <w:szCs w:val="22"/>
-        </w:rPr>
-        <w:t>Arduino</w:t>
-      </w:r>
-      <w:proofErr w:type="spellEnd"/>
-      <w:r>
-        <w:rPr>
-          <w:szCs w:val="22"/>
-        </w:rPr>
-        <w:t xml:space="preserve">, Android, Pushing Box, Ethernet Shield, </w:t>
-      </w:r>
-      <w:r>
-        <w:rPr>
-          <w:szCs w:val="22"/>
-        </w:rPr>
-        <w:t>HTML</w:t>
+        <w:t xml:space="preserve">Using Arduino, Android, Pushing Box, Ethernet Shield, </w:t>
       </w:r>
       <w:proofErr w:type="gramStart"/>
       <w:r>
         <w:rPr>
           <w:szCs w:val="22"/>
         </w:rPr>
-        <w:t>,CSS</w:t>
+        <w:t>HTML,CSS</w:t>
       </w:r>
       <w:proofErr w:type="gramEnd"/>
       <w:r>
@@ -4026,7 +4194,7 @@
       </w:r>
     </w:p>
     <w:sectPr>
-      <w:headerReference w:type="default" r:id="rId16"/>
+      <w:headerReference w:type="default" r:id="rId15"/>
       <w:pgSz w:w="11909" w:h="16834" w:code="9"/>
       <w:pgMar w:top="360" w:right="749" w:bottom="576" w:left="1800" w:header="720" w:footer="720" w:gutter="0"/>
       <w:cols w:space="720"/>
@@ -4036,7 +4204,7 @@
 </file>
 
 <file path=word/endnotes.xml><?xml version="1.0" encoding="utf-8"?>
-<w:endnotes xmlns:wpc="http://schemas.microsoft.com/office/word/2010/wordprocessingCanvas" xmlns:mc="http://schemas.openxmlformats.org/markup-compatibility/2006" xmlns:o="urn:schemas-microsoft-com:office:office" xmlns:r="http://schemas.openxmlformats.org/officeDocument/2006/relationships" xmlns:m="http://schemas.openxmlformats.org/officeDocument/2006/math" xmlns:v="urn:schemas-microsoft-com:vml" xmlns:wp14="http://schemas.microsoft.com/office/word/2010/wordprocessingDrawing" xmlns:wp="http://schemas.openxmlformats.org/drawingml/2006/wordprocessingDrawing" xmlns:w10="urn:schemas-microsoft-com:office:word" xmlns:w="http://schemas.openxmlformats.org/wordprocessingml/2006/main" xmlns:w14="http://schemas.microsoft.com/office/word/2010/wordml" xmlns:wpg="http://schemas.microsoft.com/office/word/2010/wordprocessingGroup" xmlns:wpi="http://schemas.microsoft.com/office/word/2010/wordprocessingInk" xmlns:wne="http://schemas.microsoft.com/office/word/2006/wordml" xmlns:wps="http://schemas.microsoft.com/office/word/2010/wordprocessingShape" mc:Ignorable="w14 wp14">
+<w:endnotes xmlns:wpc="http://schemas.microsoft.com/office/word/2010/wordprocessingCanvas" xmlns:cx="http://schemas.microsoft.com/office/drawing/2014/chartex" xmlns:cx1="http://schemas.microsoft.com/office/drawing/2015/9/8/chartex" xmlns:mc="http://schemas.openxmlformats.org/markup-compatibility/2006" xmlns:o="urn:schemas-microsoft-com:office:office" xmlns:r="http://schemas.openxmlformats.org/officeDocument/2006/relationships" xmlns:m="http://schemas.openxmlformats.org/officeDocument/2006/math" xmlns:v="urn:schemas-microsoft-com:vml" xmlns:wp14="http://schemas.microsoft.com/office/word/2010/wordprocessingDrawing" xmlns:wp="http://schemas.openxmlformats.org/drawingml/2006/wordprocessingDrawing" xmlns:w10="urn:schemas-microsoft-com:office:word" xmlns:w="http://schemas.openxmlformats.org/wordprocessingml/2006/main" xmlns:w14="http://schemas.microsoft.com/office/word/2010/wordml" xmlns:w15="http://schemas.microsoft.com/office/word/2012/wordml" xmlns:w16se="http://schemas.microsoft.com/office/word/2015/wordml/symex" xmlns:wpg="http://schemas.microsoft.com/office/word/2010/wordprocessingGroup" xmlns:wpi="http://schemas.microsoft.com/office/word/2010/wordprocessingInk" xmlns:wne="http://schemas.microsoft.com/office/word/2006/wordml" xmlns:wps="http://schemas.microsoft.com/office/word/2010/wordprocessingShape" mc:Ignorable="w14 w15 w16se wp14">
   <w:endnote w:type="separator" w:id="-1">
     <w:p>
       <w:r>
@@ -4055,7 +4223,7 @@
 </file>
 
 <file path=word/footnotes.xml><?xml version="1.0" encoding="utf-8"?>
-<w:footnotes xmlns:wpc="http://schemas.microsoft.com/office/word/2010/wordprocessingCanvas" xmlns:mc="http://schemas.openxmlformats.org/markup-compatibility/2006" xmlns:o="urn:schemas-microsoft-com:office:office" xmlns:r="http://schemas.openxmlformats.org/officeDocument/2006/relationships" xmlns:m="http://schemas.openxmlformats.org/officeDocument/2006/math" xmlns:v="urn:schemas-microsoft-com:vml" xmlns:wp14="http://schemas.microsoft.com/office/word/2010/wordprocessingDrawing" xmlns:wp="http://schemas.openxmlformats.org/drawingml/2006/wordprocessingDrawing" xmlns:w10="urn:schemas-microsoft-com:office:word" xmlns:w="http://schemas.openxmlformats.org/wordprocessingml/2006/main" xmlns:w14="http://schemas.microsoft.com/office/word/2010/wordml" xmlns:wpg="http://schemas.microsoft.com/office/word/2010/wordprocessingGroup" xmlns:wpi="http://schemas.microsoft.com/office/word/2010/wordprocessingInk" xmlns:wne="http://schemas.microsoft.com/office/word/2006/wordml" xmlns:wps="http://schemas.microsoft.com/office/word/2010/wordprocessingShape" mc:Ignorable="w14 wp14">
+<w:footnotes xmlns:wpc="http://schemas.microsoft.com/office/word/2010/wordprocessingCanvas" xmlns:cx="http://schemas.microsoft.com/office/drawing/2014/chartex" xmlns:cx1="http://schemas.microsoft.com/office/drawing/2015/9/8/chartex" xmlns:mc="http://schemas.openxmlformats.org/markup-compatibility/2006" xmlns:o="urn:schemas-microsoft-com:office:office" xmlns:r="http://schemas.openxmlformats.org/officeDocument/2006/relationships" xmlns:m="http://schemas.openxmlformats.org/officeDocument/2006/math" xmlns:v="urn:schemas-microsoft-com:vml" xmlns:wp14="http://schemas.microsoft.com/office/word/2010/wordprocessingDrawing" xmlns:wp="http://schemas.openxmlformats.org/drawingml/2006/wordprocessingDrawing" xmlns:w10="urn:schemas-microsoft-com:office:word" xmlns:w="http://schemas.openxmlformats.org/wordprocessingml/2006/main" xmlns:w14="http://schemas.microsoft.com/office/word/2010/wordml" xmlns:w15="http://schemas.microsoft.com/office/word/2012/wordml" xmlns:w16se="http://schemas.microsoft.com/office/word/2015/wordml/symex" xmlns:wpg="http://schemas.microsoft.com/office/word/2010/wordprocessingGroup" xmlns:wpi="http://schemas.microsoft.com/office/word/2010/wordprocessingInk" xmlns:wne="http://schemas.microsoft.com/office/word/2006/wordml" xmlns:wps="http://schemas.microsoft.com/office/word/2010/wordprocessingShape" mc:Ignorable="w14 w15 w16se wp14">
   <w:footnote w:type="separator" w:id="-1">
     <w:p>
       <w:r>
@@ -4074,7 +4242,7 @@
 </file>
 
 <file path=word/header1.xml><?xml version="1.0" encoding="utf-8"?>
-<w:hdr xmlns:wpc="http://schemas.microsoft.com/office/word/2010/wordprocessingCanvas" xmlns:mc="http://schemas.openxmlformats.org/markup-compatibility/2006" xmlns:o="urn:schemas-microsoft-com:office:office" xmlns:r="http://schemas.openxmlformats.org/officeDocument/2006/relationships" xmlns:m="http://schemas.openxmlformats.org/officeDocument/2006/math" xmlns:v="urn:schemas-microsoft-com:vml" xmlns:wp14="http://schemas.microsoft.com/office/word/2010/wordprocessingDrawing" xmlns:wp="http://schemas.openxmlformats.org/drawingml/2006/wordprocessingDrawing" xmlns:w10="urn:schemas-microsoft-com:office:word" xmlns:w="http://schemas.openxmlformats.org/wordprocessingml/2006/main" xmlns:w14="http://schemas.microsoft.com/office/word/2010/wordml" xmlns:wpg="http://schemas.microsoft.com/office/word/2010/wordprocessingGroup" xmlns:wpi="http://schemas.microsoft.com/office/word/2010/wordprocessingInk" xmlns:wne="http://schemas.microsoft.com/office/word/2006/wordml" xmlns:wps="http://schemas.microsoft.com/office/word/2010/wordprocessingShape" mc:Ignorable="w14 wp14">
+<w:hdr xmlns:wpc="http://schemas.microsoft.com/office/word/2010/wordprocessingCanvas" xmlns:cx="http://schemas.microsoft.com/office/drawing/2014/chartex" xmlns:cx1="http://schemas.microsoft.com/office/drawing/2015/9/8/chartex" xmlns:mc="http://schemas.openxmlformats.org/markup-compatibility/2006" xmlns:o="urn:schemas-microsoft-com:office:office" xmlns:r="http://schemas.openxmlformats.org/officeDocument/2006/relationships" xmlns:m="http://schemas.openxmlformats.org/officeDocument/2006/math" xmlns:v="urn:schemas-microsoft-com:vml" xmlns:wp14="http://schemas.microsoft.com/office/word/2010/wordprocessingDrawing" xmlns:wp="http://schemas.openxmlformats.org/drawingml/2006/wordprocessingDrawing" xmlns:w10="urn:schemas-microsoft-com:office:word" xmlns:w="http://schemas.openxmlformats.org/wordprocessingml/2006/main" xmlns:w14="http://schemas.microsoft.com/office/word/2010/wordml" xmlns:w15="http://schemas.microsoft.com/office/word/2012/wordml" xmlns:w16se="http://schemas.microsoft.com/office/word/2015/wordml/symex" xmlns:wpg="http://schemas.microsoft.com/office/word/2010/wordprocessingGroup" xmlns:wpi="http://schemas.microsoft.com/office/word/2010/wordprocessingInk" xmlns:wne="http://schemas.microsoft.com/office/word/2006/wordml" xmlns:wps="http://schemas.microsoft.com/office/word/2010/wordprocessingShape" mc:Ignorable="w14 w15 w16se wp14">
   <w:p>
     <w:pPr>
       <w:pStyle w:val="Header"/>
@@ -4269,7 +4437,7 @@
         </mc:Choice>
         <mc:Fallback>
           <w:pict>
-            <v:rect id="Rectangle 1" o:spid="_x0000_s1026" style="position:absolute;margin-left:-55.05pt;margin-top:26.55pt;width:10.5pt;height:745.95pt;z-index:-251656192;visibility:visible;mso-wrap-style:square;mso-width-percent:0;mso-height-percent:0;mso-wrap-distance-left:9pt;mso-wrap-distance-top:0;mso-wrap-distance-right:9pt;mso-wrap-distance-bottom:0;mso-position-horizontal:absolute;mso-position-horizontal-relative:text;mso-position-vertical:absolute;mso-position-vertical-relative:text;mso-width-percent:0;mso-height-percent:0;mso-width-relative:page;mso-height-relative:page;v-text-anchor:top" o:gfxdata="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" strokecolor="#f60" strokeweight="1.5pt">
+            <v:rect w14:anchorId="4501C5B2" id="Rectangle 1" o:spid="_x0000_s1026" style="position:absolute;margin-left:-55.05pt;margin-top:26.55pt;width:10.5pt;height:745.95pt;z-index:-251656192;visibility:visible;mso-wrap-style:square;mso-width-percent:0;mso-height-percent:0;mso-wrap-distance-left:9pt;mso-wrap-distance-top:0;mso-wrap-distance-right:9pt;mso-wrap-distance-bottom:0;mso-position-horizontal:absolute;mso-position-horizontal-relative:text;mso-position-vertical:absolute;mso-position-vertical-relative:text;mso-width-percent:0;mso-height-percent:0;mso-width-relative:page;mso-height-relative:page;v-text-anchor:top" o:gfxdata="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" strokecolor="#f60" strokeweight="1.5pt">
               <v:stroke linestyle="thickBetweenThin"/>
             </v:rect>
           </w:pict>
@@ -4353,7 +4521,7 @@
         </mc:Choice>
         <mc:Fallback>
           <w:pict>
-            <v:rect id="Rectangle 2" o:spid="_x0000_s1026" alt="Description: 25%" style="position:absolute;margin-left:-40.05pt;margin-top:26.55pt;width:8.35pt;height:745.95pt;z-index:-251655168;visibility:visible;mso-wrap-style:square;mso-width-percent:0;mso-height-percent:0;mso-wrap-distance-left:9pt;mso-wrap-distance-top:0;mso-wrap-distance-right:9pt;mso-wrap-distance-bottom:0;mso-position-horizontal:absolute;mso-position-horizontal-relative:text;mso-position-vertical:absolute;mso-position-vertical-relative:text;mso-width-percent:0;mso-height-percent:0;mso-width-relative:page;mso-height-relative:page;v-text-anchor:top" o:gfxdata="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" fillcolor="black" stroked="f">
+            <v:rect w14:anchorId="7C02DAF0" id="Rectangle 2" o:spid="_x0000_s1026" alt="25%" style="position:absolute;margin-left:-40.05pt;margin-top:26.55pt;width:8.35pt;height:745.95pt;z-index:-251655168;visibility:visible;mso-wrap-style:square;mso-width-percent:0;mso-height-percent:0;mso-wrap-distance-left:9pt;mso-wrap-distance-top:0;mso-wrap-distance-right:9pt;mso-wrap-distance-bottom:0;mso-position-horizontal:absolute;mso-position-horizontal-relative:text;mso-position-vertical:absolute;mso-position-vertical-relative:text;mso-width-percent:0;mso-height-percent:0;mso-width-relative:page;mso-height-relative:page;v-text-anchor:top" o:gfxdata="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" fillcolor="black" stroked="f">
               <v:fill r:id="rId1" o:title="" color2="#cfc" type="pattern"/>
             </v:rect>
           </w:pict>
@@ -4498,7 +4666,7 @@
         </mc:Choice>
         <mc:Fallback>
           <w:pict>
-            <v:rect id="Rectangle 4" o:spid="_x0000_s1026" style="position:absolute;margin-left:-69.65pt;margin-top:164.45pt;width:58.5pt;height:159.75pt;z-index:251663360;visibility:visible;mso-wrap-style:square;mso-width-percent:0;mso-height-percent:0;mso-wrap-distance-left:9pt;mso-wrap-distance-top:0;mso-wrap-distance-right:9pt;mso-wrap-distance-bottom:0;mso-position-horizontal:absolute;mso-position-horizontal-relative:text;mso-position-vertical:absolute;mso-position-vertical-relative:text;mso-width-percent:0;mso-height-percent:0;mso-width-relative:page;mso-height-relative:page;v-text-anchor:top" o:gfxdata="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" fillcolor="#a3a3a3" stroked="f">
+            <v:rect w14:anchorId="4378BB36" id="Rectangle 4" o:spid="_x0000_s1026" style="position:absolute;margin-left:-69.65pt;margin-top:164.45pt;width:58.5pt;height:159.75pt;z-index:251663360;visibility:visible;mso-wrap-style:square;mso-width-percent:0;mso-height-percent:0;mso-wrap-distance-left:9pt;mso-wrap-distance-top:0;mso-wrap-distance-right:9pt;mso-wrap-distance-bottom:0;mso-position-horizontal:absolute;mso-position-horizontal-relative:text;mso-position-vertical:absolute;mso-position-vertical-relative:text;mso-width-percent:0;mso-height-percent:0;mso-width-relative:page;mso-height-relative:page;v-text-anchor:top" o:gfxdata="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" fillcolor="#a3a3a3" stroked="f">
               <v:fill focus="50%" type="gradient"/>
             </v:rect>
           </w:pict>
@@ -4510,8 +4678,8 @@
 </file>
 
 <file path=word/numbering.xml><?xml version="1.0" encoding="utf-8"?>
-<w:numbering xmlns:wpc="http://schemas.microsoft.com/office/word/2010/wordprocessingCanvas" xmlns:mc="http://schemas.openxmlformats.org/markup-compatibility/2006" xmlns:o="urn:schemas-microsoft-com:office:office" xmlns:r="http://schemas.openxmlformats.org/officeDocument/2006/relationships" xmlns:m="http://schemas.openxmlformats.org/officeDocument/2006/math" xmlns:v="urn:schemas-microsoft-com:vml" xmlns:wp14="http://schemas.microsoft.com/office/word/2010/wordprocessingDrawing" xmlns:wp="http://schemas.openxmlformats.org/drawingml/2006/wordprocessingDrawing" xmlns:w10="urn:schemas-microsoft-com:office:word" xmlns:w="http://schemas.openxmlformats.org/wordprocessingml/2006/main" xmlns:w14="http://schemas.microsoft.com/office/word/2010/wordml" xmlns:wpg="http://schemas.microsoft.com/office/word/2010/wordprocessingGroup" xmlns:wpi="http://schemas.microsoft.com/office/word/2010/wordprocessingInk" xmlns:wne="http://schemas.microsoft.com/office/word/2006/wordml" xmlns:wps="http://schemas.microsoft.com/office/word/2010/wordprocessingShape" mc:Ignorable="w14 wp14">
-  <w:abstractNum w:abstractNumId="0">
+<w:numbering xmlns:wpc="http://schemas.microsoft.com/office/word/2010/wordprocessingCanvas" xmlns:cx="http://schemas.microsoft.com/office/drawing/2014/chartex" xmlns:cx1="http://schemas.microsoft.com/office/drawing/2015/9/8/chartex" xmlns:mc="http://schemas.openxmlformats.org/markup-compatibility/2006" xmlns:o="urn:schemas-microsoft-com:office:office" xmlns:r="http://schemas.openxmlformats.org/officeDocument/2006/relationships" xmlns:m="http://schemas.openxmlformats.org/officeDocument/2006/math" xmlns:v="urn:schemas-microsoft-com:vml" xmlns:wp14="http://schemas.microsoft.com/office/word/2010/wordprocessingDrawing" xmlns:wp="http://schemas.openxmlformats.org/drawingml/2006/wordprocessingDrawing" xmlns:w10="urn:schemas-microsoft-com:office:word" xmlns:w="http://schemas.openxmlformats.org/wordprocessingml/2006/main" xmlns:w14="http://schemas.microsoft.com/office/word/2010/wordml" xmlns:w15="http://schemas.microsoft.com/office/word/2012/wordml" xmlns:w16se="http://schemas.microsoft.com/office/word/2015/wordml/symex" xmlns:wpg="http://schemas.microsoft.com/office/word/2010/wordprocessingGroup" xmlns:wpi="http://schemas.microsoft.com/office/word/2010/wordprocessingInk" xmlns:wne="http://schemas.microsoft.com/office/word/2006/wordml" xmlns:wps="http://schemas.microsoft.com/office/word/2010/wordprocessingShape" mc:Ignorable="w14 w15 w16se wp14">
+  <w:abstractNum w:abstractNumId="0" w15:restartNumberingAfterBreak="0">
     <w:nsid w:val="FFFFFF89"/>
     <w:multiLevelType w:val="singleLevel"/>
     <w:tmpl w:val="91E8F4CA"/>
@@ -4532,7 +4700,7 @@
       </w:rPr>
     </w:lvl>
   </w:abstractNum>
-  <w:abstractNum w:abstractNumId="1">
+  <w:abstractNum w:abstractNumId="1" w15:restartNumberingAfterBreak="0">
     <w:nsid w:val="5B091F2F"/>
     <w:multiLevelType w:val="hybridMultilevel"/>
     <w:tmpl w:val="FB36D638"/>
@@ -4672,7 +4840,7 @@
       </w:rPr>
     </w:lvl>
   </w:abstractNum>
-  <w:abstractNum w:abstractNumId="2">
+  <w:abstractNum w:abstractNumId="2" w15:restartNumberingAfterBreak="0">
     <w:nsid w:val="61247452"/>
     <w:multiLevelType w:val="hybridMultilevel"/>
     <w:tmpl w:val="7B62F64A"/>
@@ -4825,7 +4993,7 @@
 </file>
 
 <file path=word/styles.xml><?xml version="1.0" encoding="utf-8"?>
-<w:styles xmlns:mc="http://schemas.openxmlformats.org/markup-compatibility/2006" xmlns:r="http://schemas.openxmlformats.org/officeDocument/2006/relationships" xmlns:w="http://schemas.openxmlformats.org/wordprocessingml/2006/main" xmlns:w14="http://schemas.microsoft.com/office/word/2010/wordml" mc:Ignorable="w14">
+<w:styles xmlns:mc="http://schemas.openxmlformats.org/markup-compatibility/2006" xmlns:r="http://schemas.openxmlformats.org/officeDocument/2006/relationships" xmlns:w="http://schemas.openxmlformats.org/wordprocessingml/2006/main" xmlns:w14="http://schemas.microsoft.com/office/word/2010/wordml" xmlns:w15="http://schemas.microsoft.com/office/word/2012/wordml" xmlns:w16se="http://schemas.microsoft.com/office/word/2015/wordml/symex" mc:Ignorable="w14 w15 w16se">
   <w:docDefaults>
     <w:rPrDefault>
       <w:rPr>
@@ -4841,148 +5009,378 @@
       </w:pPr>
     </w:pPrDefault>
   </w:docDefaults>
-  <w:latentStyles w:defLockedState="0" w:defUIPriority="99" w:defSemiHidden="1" w:defUnhideWhenUsed="1" w:defQFormat="0" w:count="267">
-    <w:lsdException w:name="Normal" w:semiHidden="0" w:uiPriority="0" w:unhideWhenUsed="0" w:qFormat="1"/>
-    <w:lsdException w:name="heading 1" w:semiHidden="0" w:uiPriority="9" w:unhideWhenUsed="0" w:qFormat="1"/>
-    <w:lsdException w:name="heading 2" w:uiPriority="9" w:qFormat="1"/>
-    <w:lsdException w:name="heading 3" w:uiPriority="9" w:qFormat="1"/>
-    <w:lsdException w:name="heading 4" w:uiPriority="9" w:qFormat="1"/>
-    <w:lsdException w:name="heading 5" w:uiPriority="9" w:qFormat="1"/>
-    <w:lsdException w:name="heading 6" w:uiPriority="9" w:qFormat="1"/>
-    <w:lsdException w:name="heading 7" w:uiPriority="9" w:qFormat="1"/>
-    <w:lsdException w:name="heading 8" w:uiPriority="9" w:qFormat="1"/>
-    <w:lsdException w:name="heading 9" w:uiPriority="9" w:qFormat="1"/>
-    <w:lsdException w:name="toc 1" w:uiPriority="39"/>
-    <w:lsdException w:name="toc 2" w:uiPriority="39"/>
-    <w:lsdException w:name="toc 3" w:uiPriority="39"/>
-    <w:lsdException w:name="toc 4" w:uiPriority="39"/>
-    <w:lsdException w:name="toc 5" w:uiPriority="39"/>
-    <w:lsdException w:name="toc 6" w:uiPriority="39"/>
-    <w:lsdException w:name="toc 7" w:uiPriority="39"/>
-    <w:lsdException w:name="toc 8" w:uiPriority="39"/>
-    <w:lsdException w:name="toc 9" w:uiPriority="39"/>
-    <w:lsdException w:name="header" w:uiPriority="0"/>
-    <w:lsdException w:name="caption" w:uiPriority="35" w:qFormat="1"/>
-    <w:lsdException w:name="List Bullet" w:uiPriority="0"/>
-    <w:lsdException w:name="Title" w:semiHidden="0" w:uiPriority="10" w:unhideWhenUsed="0" w:qFormat="1"/>
-    <w:lsdException w:name="Default Paragraph Font" w:uiPriority="1"/>
-    <w:lsdException w:name="Body Text" w:uiPriority="0"/>
-    <w:lsdException w:name="Subtitle" w:semiHidden="0" w:uiPriority="11" w:unhideWhenUsed="0" w:qFormat="1"/>
-    <w:lsdException w:name="Hyperlink" w:uiPriority="0"/>
-    <w:lsdException w:name="Strong" w:semiHidden="0" w:uiPriority="22" w:unhideWhenUsed="0" w:qFormat="1"/>
-    <w:lsdException w:name="Emphasis" w:semiHidden="0" w:uiPriority="20" w:unhideWhenUsed="0" w:qFormat="1"/>
-    <w:lsdException w:name="Table Grid" w:semiHidden="0" w:uiPriority="59" w:unhideWhenUsed="0"/>
-    <w:lsdException w:name="Placeholder Text" w:unhideWhenUsed="0"/>
-    <w:lsdException w:name="No Spacing" w:semiHidden="0" w:uiPriority="1" w:unhideWhenUsed="0" w:qFormat="1"/>
-    <w:lsdException w:name="Light Shading" w:semiHidden="0" w:uiPriority="60" w:unhideWhenUsed="0"/>
-    <w:lsdException w:name="Light List" w:semiHidden="0" w:uiPriority="61" w:unhideWhenUsed="0"/>
-    <w:lsdException w:name="Light Grid" w:semiHidden="0" w:uiPriority="62" w:unhideWhenUsed="0"/>
-    <w:lsdException w:name="Medium Shading 1" w:semiHidden="0" w:uiPriority="63" w:unhideWhenUsed="0"/>
-    <w:lsdException w:name="Medium Shading 2" w:semiHidden="0" w:uiPriority="64" w:unhideWhenUsed="0"/>
-    <w:lsdException w:name="Medium List 1" w:semiHidden="0" w:uiPriority="65" w:unhideWhenUsed="0"/>
-    <w:lsdException w:name="Medium List 2" w:semiHidden="0" w:uiPriority="66" w:unhideWhenUsed="0"/>
-    <w:lsdException w:name="Medium Grid 1" w:semiHidden="0" w:uiPriority="67" w:unhideWhenUsed="0"/>
-    <w:lsdException w:name="Medium Grid 2" w:semiHidden="0" w:uiPriority="68" w:unhideWhenUsed="0"/>
-    <w:lsdException w:name="Medium Grid 3" w:semiHidden="0" w:uiPriority="69" w:unhideWhenUsed="0"/>
-    <w:lsdException w:name="Dark List" w:semiHidden="0" w:uiPriority="70" w:unhideWhenUsed="0"/>
-    <w:lsdException w:name="Colorful Shading" w:semiHidden="0" w:uiPriority="71" w:unhideWhenUsed="0"/>
-    <w:lsdException w:name="Colorful List" w:semiHidden="0" w:uiPriority="72" w:unhideWhenUsed="0"/>
-    <w:lsdException w:name="Colorful Grid" w:semiHidden="0" w:uiPriority="73" w:unhideWhenUsed="0"/>
-    <w:lsdException w:name="Light Shading Accent 1" w:semiHidden="0" w:uiPriority="60" w:unhideWhenUsed="0"/>
-    <w:lsdException w:name="Light List Accent 1" w:semiHidden="0" w:uiPriority="61" w:unhideWhenUsed="0"/>
-    <w:lsdException w:name="Light Grid Accent 1" w:semiHidden="0" w:uiPriority="62" w:unhideWhenUsed="0"/>
-    <w:lsdException w:name="Medium Shading 1 Accent 1" w:semiHidden="0" w:uiPriority="63" w:unhideWhenUsed="0"/>
-    <w:lsdException w:name="Medium Shading 2 Accent 1" w:semiHidden="0" w:uiPriority="64" w:unhideWhenUsed="0"/>
-    <w:lsdException w:name="Medium List 1 Accent 1" w:semiHidden="0" w:uiPriority="65" w:unhideWhenUsed="0"/>
-    <w:lsdException w:name="Revision" w:unhideWhenUsed="0"/>
-    <w:lsdException w:name="List Paragraph" w:semiHidden="0" w:uiPriority="34" w:unhideWhenUsed="0" w:qFormat="1"/>
-    <w:lsdException w:name="Quote" w:semiHidden="0" w:uiPriority="29" w:unhideWhenUsed="0" w:qFormat="1"/>
-    <w:lsdException w:name="Intense Quote" w:semiHidden="0" w:uiPriority="30" w:unhideWhenUsed="0" w:qFormat="1"/>
-    <w:lsdException w:name="Medium List 2 Accent 1" w:semiHidden="0" w:uiPriority="66" w:unhideWhenUsed="0"/>
-    <w:lsdException w:name="Medium Grid 1 Accent 1" w:semiHidden="0" w:uiPriority="67" w:unhideWhenUsed="0"/>
-    <w:lsdException w:name="Medium Grid 2 Accent 1" w:semiHidden="0" w:uiPriority="68" w:unhideWhenUsed="0"/>
-    <w:lsdException w:name="Medium Grid 3 Accent 1" w:semiHidden="0" w:uiPriority="69" w:unhideWhenUsed="0"/>
-    <w:lsdException w:name="Dark List Accent 1" w:semiHidden="0" w:uiPriority="70" w:unhideWhenUsed="0"/>
-    <w:lsdException w:name="Colorful Shading Accent 1" w:semiHidden="0" w:uiPriority="71" w:unhideWhenUsed="0"/>
-    <w:lsdException w:name="Colorful List Accent 1" w:semiHidden="0" w:uiPriority="72" w:unhideWhenUsed="0"/>
-    <w:lsdException w:name="Colorful Grid Accent 1" w:semiHidden="0" w:uiPriority="73" w:unhideWhenUsed="0"/>
-    <w:lsdException w:name="Light Shading Accent 2" w:semiHidden="0" w:uiPriority="60" w:unhideWhenUsed="0"/>
-    <w:lsdException w:name="Light List Accent 2" w:semiHidden="0" w:uiPriority="61" w:unhideWhenUsed="0"/>
-    <w:lsdException w:name="Light Grid Accent 2" w:semiHidden="0" w:uiPriority="62" w:unhideWhenUsed="0"/>
-    <w:lsdException w:name="Medium Shading 1 Accent 2" w:semiHidden="0" w:uiPriority="63" w:unhideWhenUsed="0"/>
-    <w:lsdException w:name="Medium Shading 2 Accent 2" w:semiHidden="0" w:uiPriority="64" w:unhideWhenUsed="0"/>
-    <w:lsdException w:name="Medium List 1 Accent 2" w:semiHidden="0" w:uiPriority="65" w:unhideWhenUsed="0"/>
-    <w:lsdException w:name="Medium List 2 Accent 2" w:semiHidden="0" w:uiPriority="66" w:unhideWhenUsed="0"/>
-    <w:lsdException w:name="Medium Grid 1 Accent 2" w:semiHidden="0" w:uiPriority="67" w:unhideWhenUsed="0"/>
-    <w:lsdException w:name="Medium Grid 2 Accent 2" w:semiHidden="0" w:uiPriority="68" w:unhideWhenUsed="0"/>
-    <w:lsdException w:name="Medium Grid 3 Accent 2" w:semiHidden="0" w:uiPriority="69" w:unhideWhenUsed="0"/>
-    <w:lsdException w:name="Dark List Accent 2" w:semiHidden="0" w:uiPriority="70" w:unhideWhenUsed="0"/>
-    <w:lsdException w:name="Colorful Shading Accent 2" w:semiHidden="0" w:uiPriority="71" w:unhideWhenUsed="0"/>
-    <w:lsdException w:name="Colorful List Accent 2" w:semiHidden="0" w:uiPriority="72" w:unhideWhenUsed="0"/>
-    <w:lsdException w:name="Colorful Grid Accent 2" w:semiHidden="0" w:uiPriority="73" w:unhideWhenUsed="0"/>
-    <w:lsdException w:name="Light Shading Accent 3" w:semiHidden="0" w:uiPriority="60" w:unhideWhenUsed="0"/>
-    <w:lsdException w:name="Light List Accent 3" w:semiHidden="0" w:uiPriority="61" w:unhideWhenUsed="0"/>
-    <w:lsdException w:name="Light Grid Accent 3" w:semiHidden="0" w:uiPriority="62" w:unhideWhenUsed="0"/>
-    <w:lsdException w:name="Medium Shading 1 Accent 3" w:semiHidden="0" w:uiPriority="63" w:unhideWhenUsed="0"/>
-    <w:lsdException w:name="Medium Shading 2 Accent 3" w:semiHidden="0" w:uiPriority="64" w:unhideWhenUsed="0"/>
-    <w:lsdException w:name="Medium List 1 Accent 3" w:semiHidden="0" w:uiPriority="65" w:unhideWhenUsed="0"/>
-    <w:lsdException w:name="Medium List 2 Accent 3" w:semiHidden="0" w:uiPriority="66" w:unhideWhenUsed="0"/>
-    <w:lsdException w:name="Medium Grid 1 Accent 3" w:semiHidden="0" w:uiPriority="67" w:unhideWhenUsed="0"/>
-    <w:lsdException w:name="Medium Grid 2 Accent 3" w:semiHidden="0" w:uiPriority="68" w:unhideWhenUsed="0"/>
-    <w:lsdException w:name="Medium Grid 3 Accent 3" w:semiHidden="0" w:uiPriority="69" w:unhideWhenUsed="0"/>
-    <w:lsdException w:name="Dark List Accent 3" w:semiHidden="0" w:uiPriority="70" w:unhideWhenUsed="0"/>
-    <w:lsdException w:name="Colorful Shading Accent 3" w:semiHidden="0" w:uiPriority="71" w:unhideWhenUsed="0"/>
-    <w:lsdException w:name="Colorful List Accent 3" w:semiHidden="0" w:uiPriority="72" w:unhideWhenUsed="0"/>
-    <w:lsdException w:name="Colorful Grid Accent 3" w:semiHidden="0" w:uiPriority="73" w:unhideWhenUsed="0"/>
-    <w:lsdException w:name="Light Shading Accent 4" w:semiHidden="0" w:uiPriority="60" w:unhideWhenUsed="0"/>
-    <w:lsdException w:name="Light List Accent 4" w:semiHidden="0" w:uiPriority="61" w:unhideWhenUsed="0"/>
-    <w:lsdException w:name="Light Grid Accent 4" w:semiHidden="0" w:uiPriority="62" w:unhideWhenUsed="0"/>
-    <w:lsdException w:name="Medium Shading 1 Accent 4" w:semiHidden="0" w:uiPriority="63" w:unhideWhenUsed="0"/>
-    <w:lsdException w:name="Medium Shading 2 Accent 4" w:semiHidden="0" w:uiPriority="64" w:unhideWhenUsed="0"/>
-    <w:lsdException w:name="Medium List 1 Accent 4" w:semiHidden="0" w:uiPriority="65" w:unhideWhenUsed="0"/>
-    <w:lsdException w:name="Medium List 2 Accent 4" w:semiHidden="0" w:uiPriority="66" w:unhideWhenUsed="0"/>
-    <w:lsdException w:name="Medium Grid 1 Accent 4" w:semiHidden="0" w:uiPriority="67" w:unhideWhenUsed="0"/>
-    <w:lsdException w:name="Medium Grid 2 Accent 4" w:semiHidden="0" w:uiPriority="68" w:unhideWhenUsed="0"/>
-    <w:lsdException w:name="Medium Grid 3 Accent 4" w:semiHidden="0" w:uiPriority="69" w:unhideWhenUsed="0"/>
-    <w:lsdException w:name="Dark List Accent 4" w:semiHidden="0" w:uiPriority="70" w:unhideWhenUsed="0"/>
-    <w:lsdException w:name="Colorful Shading Accent 4" w:semiHidden="0" w:uiPriority="71" w:unhideWhenUsed="0"/>
-    <w:lsdException w:name="Colorful List Accent 4" w:semiHidden="0" w:uiPriority="72" w:unhideWhenUsed="0"/>
-    <w:lsdException w:name="Colorful Grid Accent 4" w:semiHidden="0" w:uiPriority="73" w:unhideWhenUsed="0"/>
-    <w:lsdException w:name="Light Shading Accent 5" w:semiHidden="0" w:uiPriority="60" w:unhideWhenUsed="0"/>
-    <w:lsdException w:name="Light List Accent 5" w:semiHidden="0" w:uiPriority="61" w:unhideWhenUsed="0"/>
-    <w:lsdException w:name="Light Grid Accent 5" w:semiHidden="0" w:uiPriority="62" w:unhideWhenUsed="0"/>
-    <w:lsdException w:name="Medium Shading 1 Accent 5" w:semiHidden="0" w:uiPriority="63" w:unhideWhenUsed="0"/>
-    <w:lsdException w:name="Medium Shading 2 Accent 5" w:semiHidden="0" w:uiPriority="64" w:unhideWhenUsed="0"/>
-    <w:lsdException w:name="Medium List 1 Accent 5" w:semiHidden="0" w:uiPriority="65" w:unhideWhenUsed="0"/>
-    <w:lsdException w:name="Medium List 2 Accent 5" w:semiHidden="0" w:uiPriority="66" w:unhideWhenUsed="0"/>
-    <w:lsdException w:name="Medium Grid 1 Accent 5" w:semiHidden="0" w:uiPriority="67" w:unhideWhenUsed="0"/>
-    <w:lsdException w:name="Medium Grid 2 Accent 5" w:semiHidden="0" w:uiPriority="68" w:unhideWhenUsed="0"/>
-    <w:lsdException w:name="Medium Grid 3 Accent 5" w:semiHidden="0" w:uiPriority="69" w:unhideWhenUsed="0"/>
-    <w:lsdException w:name="Dark List Accent 5" w:semiHidden="0" w:uiPriority="70" w:unhideWhenUsed="0"/>
-    <w:lsdException w:name="Colorful Shading Accent 5" w:semiHidden="0" w:uiPriority="71" w:unhideWhenUsed="0"/>
-    <w:lsdException w:name="Colorful List Accent 5" w:semiHidden="0" w:uiPriority="72" w:unhideWhenUsed="0"/>
-    <w:lsdException w:name="Colorful Grid Accent 5" w:semiHidden="0" w:uiPriority="73" w:unhideWhenUsed="0"/>
-    <w:lsdException w:name="Light Shading Accent 6" w:semiHidden="0" w:uiPriority="60" w:unhideWhenUsed="0"/>
-    <w:lsdException w:name="Light List Accent 6" w:semiHidden="0" w:uiPriority="61" w:unhideWhenUsed="0"/>
-    <w:lsdException w:name="Light Grid Accent 6" w:semiHidden="0" w:uiPriority="62" w:unhideWhenUsed="0"/>
-    <w:lsdException w:name="Medium Shading 1 Accent 6" w:semiHidden="0" w:uiPriority="63" w:unhideWhenUsed="0"/>
-    <w:lsdException w:name="Medium Shading 2 Accent 6" w:semiHidden="0" w:uiPriority="64" w:unhideWhenUsed="0"/>
-    <w:lsdException w:name="Medium List 1 Accent 6" w:semiHidden="0" w:uiPriority="65" w:unhideWhenUsed="0"/>
-    <w:lsdException w:name="Medium List 2 Accent 6" w:semiHidden="0" w:uiPriority="66" w:unhideWhenUsed="0"/>
-    <w:lsdException w:name="Medium Grid 1 Accent 6" w:semiHidden="0" w:uiPriority="67" w:unhideWhenUsed="0"/>
-    <w:lsdException w:name="Medium Grid 2 Accent 6" w:semiHidden="0" w:uiPriority="68" w:unhideWhenUsed="0"/>
-    <w:lsdException w:name="Medium Grid 3 Accent 6" w:semiHidden="0" w:uiPriority="69" w:unhideWhenUsed="0"/>
-    <w:lsdException w:name="Dark List Accent 6" w:semiHidden="0" w:uiPriority="70" w:unhideWhenUsed="0"/>
-    <w:lsdException w:name="Colorful Shading Accent 6" w:semiHidden="0" w:uiPriority="71" w:unhideWhenUsed="0"/>
-    <w:lsdException w:name="Colorful List Accent 6" w:semiHidden="0" w:uiPriority="72" w:unhideWhenUsed="0"/>
-    <w:lsdException w:name="Colorful Grid Accent 6" w:semiHidden="0" w:uiPriority="73" w:unhideWhenUsed="0"/>
-    <w:lsdException w:name="Subtle Emphasis" w:semiHidden="0" w:uiPriority="19" w:unhideWhenUsed="0" w:qFormat="1"/>
-    <w:lsdException w:name="Intense Emphasis" w:semiHidden="0" w:uiPriority="21" w:unhideWhenUsed="0" w:qFormat="1"/>
-    <w:lsdException w:name="Subtle Reference" w:semiHidden="0" w:uiPriority="31" w:unhideWhenUsed="0" w:qFormat="1"/>
-    <w:lsdException w:name="Intense Reference" w:semiHidden="0" w:uiPriority="32" w:unhideWhenUsed="0" w:qFormat="1"/>
-    <w:lsdException w:name="Book Title" w:semiHidden="0" w:uiPriority="33" w:unhideWhenUsed="0" w:qFormat="1"/>
-    <w:lsdException w:name="Bibliography" w:uiPriority="37"/>
-    <w:lsdException w:name="TOC Heading" w:uiPriority="39" w:qFormat="1"/>
+  <w:latentStyles w:defLockedState="0" w:defUIPriority="99" w:defSemiHidden="0" w:defUnhideWhenUsed="0" w:defQFormat="0" w:count="371">
+    <w:lsdException w:name="Normal" w:uiPriority="0" w:qFormat="1"/>
+    <w:lsdException w:name="heading 1" w:uiPriority="9" w:qFormat="1"/>
+    <w:lsdException w:name="heading 2" w:semiHidden="1" w:uiPriority="9" w:unhideWhenUsed="1" w:qFormat="1"/>
+    <w:lsdException w:name="heading 3" w:semiHidden="1" w:uiPriority="9" w:unhideWhenUsed="1" w:qFormat="1"/>
+    <w:lsdException w:name="heading 4" w:semiHidden="1" w:uiPriority="9" w:unhideWhenUsed="1" w:qFormat="1"/>
+    <w:lsdException w:name="heading 5" w:semiHidden="1" w:uiPriority="9" w:unhideWhenUsed="1" w:qFormat="1"/>
+    <w:lsdException w:name="heading 6" w:semiHidden="1" w:uiPriority="9" w:unhideWhenUsed="1" w:qFormat="1"/>
+    <w:lsdException w:name="heading 7" w:semiHidden="1" w:uiPriority="9" w:unhideWhenUsed="1" w:qFormat="1"/>
+    <w:lsdException w:name="heading 8" w:semiHidden="1" w:uiPriority="9" w:unhideWhenUsed="1" w:qFormat="1"/>
+    <w:lsdException w:name="heading 9" w:semiHidden="1" w:uiPriority="9" w:unhideWhenUsed="1" w:qFormat="1"/>
+    <w:lsdException w:name="index 1" w:semiHidden="1" w:unhideWhenUsed="1"/>
+    <w:lsdException w:name="index 2" w:semiHidden="1" w:unhideWhenUsed="1"/>
+    <w:lsdException w:name="index 3" w:semiHidden="1" w:unhideWhenUsed="1"/>
+    <w:lsdException w:name="index 4" w:semiHidden="1" w:unhideWhenUsed="1"/>
+    <w:lsdException w:name="index 5" w:semiHidden="1" w:unhideWhenUsed="1"/>
+    <w:lsdException w:name="index 6" w:semiHidden="1" w:unhideWhenUsed="1"/>
+    <w:lsdException w:name="index 7" w:semiHidden="1" w:unhideWhenUsed="1"/>
+    <w:lsdException w:name="index 8" w:semiHidden="1" w:unhideWhenUsed="1"/>
+    <w:lsdException w:name="index 9" w:semiHidden="1" w:unhideWhenUsed="1"/>
+    <w:lsdException w:name="toc 1" w:semiHidden="1" w:uiPriority="39" w:unhideWhenUsed="1"/>
+    <w:lsdException w:name="toc 2" w:semiHidden="1" w:uiPriority="39" w:unhideWhenUsed="1"/>
+    <w:lsdException w:name="toc 3" w:semiHidden="1" w:uiPriority="39" w:unhideWhenUsed="1"/>
+    <w:lsdException w:name="toc 4" w:semiHidden="1" w:uiPriority="39" w:unhideWhenUsed="1"/>
+    <w:lsdException w:name="toc 5" w:semiHidden="1" w:uiPriority="39" w:unhideWhenUsed="1"/>
+    <w:lsdException w:name="toc 6" w:semiHidden="1" w:uiPriority="39" w:unhideWhenUsed="1"/>
+    <w:lsdException w:name="toc 7" w:semiHidden="1" w:uiPriority="39" w:unhideWhenUsed="1"/>
+    <w:lsdException w:name="toc 8" w:semiHidden="1" w:uiPriority="39" w:unhideWhenUsed="1"/>
+    <w:lsdException w:name="toc 9" w:semiHidden="1" w:uiPriority="39" w:unhideWhenUsed="1"/>
+    <w:lsdException w:name="Normal Indent" w:semiHidden="1" w:unhideWhenUsed="1"/>
+    <w:lsdException w:name="footnote text" w:semiHidden="1" w:unhideWhenUsed="1"/>
+    <w:lsdException w:name="annotation text" w:semiHidden="1" w:unhideWhenUsed="1"/>
+    <w:lsdException w:name="header" w:semiHidden="1" w:uiPriority="0" w:unhideWhenUsed="1"/>
+    <w:lsdException w:name="footer" w:semiHidden="1" w:unhideWhenUsed="1"/>
+    <w:lsdException w:name="index heading" w:semiHidden="1" w:unhideWhenUsed="1"/>
+    <w:lsdException w:name="caption" w:semiHidden="1" w:uiPriority="35" w:unhideWhenUsed="1" w:qFormat="1"/>
+    <w:lsdException w:name="table of figures" w:semiHidden="1" w:unhideWhenUsed="1"/>
+    <w:lsdException w:name="envelope address" w:semiHidden="1" w:unhideWhenUsed="1"/>
+    <w:lsdException w:name="envelope return" w:semiHidden="1" w:unhideWhenUsed="1"/>
+    <w:lsdException w:name="footnote reference" w:semiHidden="1" w:unhideWhenUsed="1"/>
+    <w:lsdException w:name="annotation reference" w:semiHidden="1" w:unhideWhenUsed="1"/>
+    <w:lsdException w:name="line number" w:semiHidden="1" w:unhideWhenUsed="1"/>
+    <w:lsdException w:name="page number" w:semiHidden="1" w:unhideWhenUsed="1"/>
+    <w:lsdException w:name="endnote reference" w:semiHidden="1" w:unhideWhenUsed="1"/>
+    <w:lsdException w:name="endnote text" w:semiHidden="1" w:unhideWhenUsed="1"/>
+    <w:lsdException w:name="table of authorities" w:semiHidden="1" w:unhideWhenUsed="1"/>
+    <w:lsdException w:name="macro" w:semiHidden="1" w:unhideWhenUsed="1"/>
+    <w:lsdException w:name="toa heading" w:semiHidden="1" w:unhideWhenUsed="1"/>
+    <w:lsdException w:name="List" w:semiHidden="1" w:unhideWhenUsed="1"/>
+    <w:lsdException w:name="List Bullet" w:semiHidden="1" w:uiPriority="0" w:unhideWhenUsed="1"/>
+    <w:lsdException w:name="List Number" w:semiHidden="1" w:unhideWhenUsed="1"/>
+    <w:lsdException w:name="List 2" w:semiHidden="1" w:unhideWhenUsed="1"/>
+    <w:lsdException w:name="List 3" w:semiHidden="1" w:unhideWhenUsed="1"/>
+    <w:lsdException w:name="List 4" w:semiHidden="1" w:unhideWhenUsed="1"/>
+    <w:lsdException w:name="List 5" w:semiHidden="1" w:unhideWhenUsed="1"/>
+    <w:lsdException w:name="List Bullet 2" w:semiHidden="1" w:unhideWhenUsed="1"/>
+    <w:lsdException w:name="List Bullet 3" w:semiHidden="1" w:unhideWhenUsed="1"/>
+    <w:lsdException w:name="List Bullet 4" w:semiHidden="1" w:unhideWhenUsed="1"/>
+    <w:lsdException w:name="List Bullet 5" w:semiHidden="1" w:unhideWhenUsed="1"/>
+    <w:lsdException w:name="List Number 2" w:semiHidden="1" w:unhideWhenUsed="1"/>
+    <w:lsdException w:name="List Number 3" w:semiHidden="1" w:unhideWhenUsed="1"/>
+    <w:lsdException w:name="List Number 4" w:semiHidden="1" w:unhideWhenUsed="1"/>
+    <w:lsdException w:name="List Number 5" w:semiHidden="1" w:unhideWhenUsed="1"/>
+    <w:lsdException w:name="Title" w:uiPriority="10" w:qFormat="1"/>
+    <w:lsdException w:name="Closing" w:semiHidden="1" w:unhideWhenUsed="1"/>
+    <w:lsdException w:name="Signature" w:semiHidden="1" w:unhideWhenUsed="1"/>
+    <w:lsdException w:name="Default Paragraph Font" w:semiHidden="1" w:uiPriority="1" w:unhideWhenUsed="1"/>
+    <w:lsdException w:name="Body Text" w:semiHidden="1" w:uiPriority="0" w:unhideWhenUsed="1"/>
+    <w:lsdException w:name="Body Text Indent" w:semiHidden="1" w:unhideWhenUsed="1"/>
+    <w:lsdException w:name="List Continue" w:semiHidden="1" w:unhideWhenUsed="1"/>
+    <w:lsdException w:name="List Continue 2" w:semiHidden="1" w:unhideWhenUsed="1"/>
+    <w:lsdException w:name="List Continue 3" w:semiHidden="1" w:unhideWhenUsed="1"/>
+    <w:lsdException w:name="List Continue 4" w:semiHidden="1" w:unhideWhenUsed="1"/>
+    <w:lsdException w:name="List Continue 5" w:semiHidden="1" w:unhideWhenUsed="1"/>
+    <w:lsdException w:name="Message Header" w:semiHidden="1" w:unhideWhenUsed="1"/>
+    <w:lsdException w:name="Subtitle" w:uiPriority="11" w:qFormat="1"/>
+    <w:lsdException w:name="Salutation" w:semiHidden="1" w:unhideWhenUsed="1"/>
+    <w:lsdException w:name="Date" w:semiHidden="1" w:unhideWhenUsed="1"/>
+    <w:lsdException w:name="Body Text First Indent" w:semiHidden="1" w:unhideWhenUsed="1"/>
+    <w:lsdException w:name="Body Text First Indent 2" w:semiHidden="1" w:unhideWhenUsed="1"/>
+    <w:lsdException w:name="Note Heading" w:semiHidden="1" w:unhideWhenUsed="1"/>
+    <w:lsdException w:name="Body Text 2" w:semiHidden="1" w:unhideWhenUsed="1"/>
+    <w:lsdException w:name="Body Text 3" w:semiHidden="1" w:unhideWhenUsed="1"/>
+    <w:lsdException w:name="Body Text Indent 2" w:semiHidden="1" w:unhideWhenUsed="1"/>
+    <w:lsdException w:name="Body Text Indent 3" w:semiHidden="1" w:unhideWhenUsed="1"/>
+    <w:lsdException w:name="Block Text" w:semiHidden="1" w:unhideWhenUsed="1"/>
+    <w:lsdException w:name="Hyperlink" w:semiHidden="1" w:uiPriority="0" w:unhideWhenUsed="1"/>
+    <w:lsdException w:name="FollowedHyperlink" w:semiHidden="1" w:unhideWhenUsed="1"/>
+    <w:lsdException w:name="Strong" w:uiPriority="22" w:qFormat="1"/>
+    <w:lsdException w:name="Emphasis" w:uiPriority="20" w:qFormat="1"/>
+    <w:lsdException w:name="Document Map" w:semiHidden="1" w:unhideWhenUsed="1"/>
+    <w:lsdException w:name="Plain Text" w:semiHidden="1" w:unhideWhenUsed="1"/>
+    <w:lsdException w:name="E-mail Signature" w:semiHidden="1" w:unhideWhenUsed="1"/>
+    <w:lsdException w:name="HTML Top of Form" w:semiHidden="1" w:unhideWhenUsed="1"/>
+    <w:lsdException w:name="HTML Bottom of Form" w:semiHidden="1" w:unhideWhenUsed="1"/>
+    <w:lsdException w:name="Normal (Web)" w:semiHidden="1" w:unhideWhenUsed="1"/>
+    <w:lsdException w:name="HTML Acronym" w:semiHidden="1" w:unhideWhenUsed="1"/>
+    <w:lsdException w:name="HTML Address" w:semiHidden="1" w:unhideWhenUsed="1"/>
+    <w:lsdException w:name="HTML Cite" w:semiHidden="1" w:unhideWhenUsed="1"/>
+    <w:lsdException w:name="HTML Code" w:semiHidden="1" w:unhideWhenUsed="1"/>
+    <w:lsdException w:name="HTML Definition" w:semiHidden="1" w:unhideWhenUsed="1"/>
+    <w:lsdException w:name="HTML Keyboard" w:semiHidden="1" w:unhideWhenUsed="1"/>
+    <w:lsdException w:name="HTML Preformatted" w:semiHidden="1" w:unhideWhenUsed="1"/>
+    <w:lsdException w:name="HTML Sample" w:semiHidden="1" w:unhideWhenUsed="1"/>
+    <w:lsdException w:name="HTML Typewriter" w:semiHidden="1" w:unhideWhenUsed="1"/>
+    <w:lsdException w:name="HTML Variable" w:semiHidden="1" w:unhideWhenUsed="1"/>
+    <w:lsdException w:name="Normal Table" w:semiHidden="1" w:unhideWhenUsed="1"/>
+    <w:lsdException w:name="annotation subject" w:semiHidden="1" w:unhideWhenUsed="1"/>
+    <w:lsdException w:name="No List" w:semiHidden="1" w:unhideWhenUsed="1"/>
+    <w:lsdException w:name="Outline List 1" w:semiHidden="1" w:unhideWhenUsed="1"/>
+    <w:lsdException w:name="Outline List 2" w:semiHidden="1" w:unhideWhenUsed="1"/>
+    <w:lsdException w:name="Outline List 3" w:semiHidden="1" w:unhideWhenUsed="1"/>
+    <w:lsdException w:name="Table Simple 1" w:semiHidden="1" w:unhideWhenUsed="1"/>
+    <w:lsdException w:name="Table Simple 2" w:semiHidden="1" w:unhideWhenUsed="1"/>
+    <w:lsdException w:name="Table Simple 3" w:semiHidden="1" w:unhideWhenUsed="1"/>
+    <w:lsdException w:name="Table Classic 1" w:semiHidden="1" w:unhideWhenUsed="1"/>
+    <w:lsdException w:name="Table Classic 2" w:semiHidden="1" w:unhideWhenUsed="1"/>
+    <w:lsdException w:name="Table Classic 3" w:semiHidden="1" w:unhideWhenUsed="1"/>
+    <w:lsdException w:name="Table Classic 4" w:semiHidden="1" w:unhideWhenUsed="1"/>
+    <w:lsdException w:name="Table Colorful 1" w:semiHidden="1" w:unhideWhenUsed="1"/>
+    <w:lsdException w:name="Table Colorful 2" w:semiHidden="1" w:unhideWhenUsed="1"/>
+    <w:lsdException w:name="Table Colorful 3" w:semiHidden="1" w:unhideWhenUsed="1"/>
+    <w:lsdException w:name="Table Columns 1" w:semiHidden="1" w:unhideWhenUsed="1"/>
+    <w:lsdException w:name="Table Columns 2" w:semiHidden="1" w:unhideWhenUsed="1"/>
+    <w:lsdException w:name="Table Columns 3" w:semiHidden="1" w:unhideWhenUsed="1"/>
+    <w:lsdException w:name="Table Columns 4" w:semiHidden="1" w:unhideWhenUsed="1"/>
+    <w:lsdException w:name="Table Columns 5" w:semiHidden="1" w:unhideWhenUsed="1"/>
+    <w:lsdException w:name="Table Grid 1" w:semiHidden="1" w:unhideWhenUsed="1"/>
+    <w:lsdException w:name="Table Grid 2" w:semiHidden="1" w:unhideWhenUsed="1"/>
+    <w:lsdException w:name="Table Grid 3" w:semiHidden="1" w:unhideWhenUsed="1"/>
+    <w:lsdException w:name="Table Grid 4" w:semiHidden="1" w:unhideWhenUsed="1"/>
+    <w:lsdException w:name="Table Grid 5" w:semiHidden="1" w:unhideWhenUsed="1"/>
+    <w:lsdException w:name="Table Grid 6" w:semiHidden="1" w:unhideWhenUsed="1"/>
+    <w:lsdException w:name="Table Grid 7" w:semiHidden="1" w:unhideWhenUsed="1"/>
+    <w:lsdException w:name="Table Grid 8" w:semiHidden="1" w:unhideWhenUsed="1"/>
+    <w:lsdException w:name="Table List 1" w:semiHidden="1" w:unhideWhenUsed="1"/>
+    <w:lsdException w:name="Table List 2" w:semiHidden="1" w:unhideWhenUsed="1"/>
+    <w:lsdException w:name="Table List 3" w:semiHidden="1" w:unhideWhenUsed="1"/>
+    <w:lsdException w:name="Table List 4" w:semiHidden="1" w:unhideWhenUsed="1"/>
+    <w:lsdException w:name="Table List 5" w:semiHidden="1" w:unhideWhenUsed="1"/>
+    <w:lsdException w:name="Table List 6" w:semiHidden="1" w:unhideWhenUsed="1"/>
+    <w:lsdException w:name="Table List 7" w:semiHidden="1" w:unhideWhenUsed="1"/>
+    <w:lsdException w:name="Table List 8" w:semiHidden="1" w:unhideWhenUsed="1"/>
+    <w:lsdException w:name="Table 3D effects 1" w:semiHidden="1" w:unhideWhenUsed="1"/>
+    <w:lsdException w:name="Table 3D effects 2" w:semiHidden="1" w:unhideWhenUsed="1"/>
+    <w:lsdException w:name="Table 3D effects 3" w:semiHidden="1" w:unhideWhenUsed="1"/>
+    <w:lsdException w:name="Table Contemporary" w:semiHidden="1" w:unhideWhenUsed="1"/>
+    <w:lsdException w:name="Table Elegant" w:semiHidden="1" w:unhideWhenUsed="1"/>
+    <w:lsdException w:name="Table Professional" w:semiHidden="1" w:unhideWhenUsed="1"/>
+    <w:lsdException w:name="Table Subtle 1" w:semiHidden="1" w:unhideWhenUsed="1"/>
+    <w:lsdException w:name="Table Subtle 2" w:semiHidden="1" w:unhideWhenUsed="1"/>
+    <w:lsdException w:name="Table Web 1" w:semiHidden="1" w:unhideWhenUsed="1"/>
+    <w:lsdException w:name="Table Web 2" w:semiHidden="1" w:unhideWhenUsed="1"/>
+    <w:lsdException w:name="Table Web 3" w:semiHidden="1" w:unhideWhenUsed="1"/>
+    <w:lsdException w:name="Balloon Text" w:semiHidden="1" w:unhideWhenUsed="1"/>
+    <w:lsdException w:name="Table Grid" w:uiPriority="59"/>
+    <w:lsdException w:name="Table Theme" w:semiHidden="1" w:unhideWhenUsed="1"/>
+    <w:lsdException w:name="Placeholder Text" w:semiHidden="1"/>
+    <w:lsdException w:name="No Spacing" w:uiPriority="1" w:qFormat="1"/>
+    <w:lsdException w:name="Light Shading" w:uiPriority="60"/>
+    <w:lsdException w:name="Light List" w:uiPriority="61"/>
+    <w:lsdException w:name="Light Grid" w:uiPriority="62"/>
+    <w:lsdException w:name="Medium Shading 1" w:uiPriority="63"/>
+    <w:lsdException w:name="Medium Shading 2" w:uiPriority="64"/>
+    <w:lsdException w:name="Medium List 1" w:uiPriority="65"/>
+    <w:lsdException w:name="Medium List 2" w:uiPriority="66"/>
+    <w:lsdException w:name="Medium Grid 1" w:uiPriority="67"/>
+    <w:lsdException w:name="Medium Grid 2" w:uiPriority="68"/>
+    <w:lsdException w:name="Medium Grid 3" w:uiPriority="69"/>
+    <w:lsdException w:name="Dark List" w:uiPriority="70"/>
+    <w:lsdException w:name="Colorful Shading" w:uiPriority="71"/>
+    <w:lsdException w:name="Colorful List" w:uiPriority="72"/>
+    <w:lsdException w:name="Colorful Grid" w:uiPriority="73"/>
+    <w:lsdException w:name="Light Shading Accent 1" w:uiPriority="60"/>
+    <w:lsdException w:name="Light List Accent 1" w:uiPriority="61"/>
+    <w:lsdException w:name="Light Grid Accent 1" w:uiPriority="62"/>
+    <w:lsdException w:name="Medium Shading 1 Accent 1" w:uiPriority="63"/>
+    <w:lsdException w:name="Medium Shading 2 Accent 1" w:uiPriority="64"/>
+    <w:lsdException w:name="Medium List 1 Accent 1" w:uiPriority="65"/>
+    <w:lsdException w:name="Revision" w:semiHidden="1"/>
+    <w:lsdException w:name="List Paragraph" w:uiPriority="34" w:qFormat="1"/>
+    <w:lsdException w:name="Quote" w:uiPriority="29" w:qFormat="1"/>
+    <w:lsdException w:name="Intense Quote" w:uiPriority="30" w:qFormat="1"/>
+    <w:lsdException w:name="Medium List 2 Accent 1" w:uiPriority="66"/>
+    <w:lsdException w:name="Medium Grid 1 Accent 1" w:uiPriority="67"/>
+    <w:lsdException w:name="Medium Grid 2 Accent 1" w:uiPriority="68"/>
+    <w:lsdException w:name="Medium Grid 3 Accent 1" w:uiPriority="69"/>
+    <w:lsdException w:name="Dark List Accent 1" w:uiPriority="70"/>
+    <w:lsdException w:name="Colorful Shading Accent 1" w:uiPriority="71"/>
+    <w:lsdException w:name="Colorful List Accent 1" w:uiPriority="72"/>
+    <w:lsdException w:name="Colorful Grid Accent 1" w:uiPriority="73"/>
+    <w:lsdException w:name="Light Shading Accent 2" w:uiPriority="60"/>
+    <w:lsdException w:name="Light List Accent 2" w:uiPriority="61"/>
+    <w:lsdException w:name="Light Grid Accent 2" w:uiPriority="62"/>
+    <w:lsdException w:name="Medium Shading 1 Accent 2" w:uiPriority="63"/>
+    <w:lsdException w:name="Medium Shading 2 Accent 2" w:uiPriority="64"/>
+    <w:lsdException w:name="Medium List 1 Accent 2" w:uiPriority="65"/>
+    <w:lsdException w:name="Medium List 2 Accent 2" w:uiPriority="66"/>
+    <w:lsdException w:name="Medium Grid 1 Accent 2" w:uiPriority="67"/>
+    <w:lsdException w:name="Medium Grid 2 Accent 2" w:uiPriority="68"/>
+    <w:lsdException w:name="Medium Grid 3 Accent 2" w:uiPriority="69"/>
+    <w:lsdException w:name="Dark List Accent 2" w:uiPriority="70"/>
+    <w:lsdException w:name="Colorful Shading Accent 2" w:uiPriority="71"/>
+    <w:lsdException w:name="Colorful List Accent 2" w:uiPriority="72"/>
+    <w:lsdException w:name="Colorful Grid Accent 2" w:uiPriority="73"/>
+    <w:lsdException w:name="Light Shading Accent 3" w:uiPriority="60"/>
+    <w:lsdException w:name="Light List Accent 3" w:uiPriority="61"/>
+    <w:lsdException w:name="Light Grid Accent 3" w:uiPriority="62"/>
+    <w:lsdException w:name="Medium Shading 1 Accent 3" w:uiPriority="63"/>
+    <w:lsdException w:name="Medium Shading 2 Accent 3" w:uiPriority="64"/>
+    <w:lsdException w:name="Medium List 1 Accent 3" w:uiPriority="65"/>
+    <w:lsdException w:name="Medium List 2 Accent 3" w:uiPriority="66"/>
+    <w:lsdException w:name="Medium Grid 1 Accent 3" w:uiPriority="67"/>
+    <w:lsdException w:name="Medium Grid 2 Accent 3" w:uiPriority="68"/>
+    <w:lsdException w:name="Medium Grid 3 Accent 3" w:uiPriority="69"/>
+    <w:lsdException w:name="Dark List Accent 3" w:uiPriority="70"/>
+    <w:lsdException w:name="Colorful Shading Accent 3" w:uiPriority="71"/>
+    <w:lsdException w:name="Colorful List Accent 3" w:uiPriority="72"/>
+    <w:lsdException w:name="Colorful Grid Accent 3" w:uiPriority="73"/>
+    <w:lsdException w:name="Light Shading Accent 4" w:uiPriority="60"/>
+    <w:lsdException w:name="Light List Accent 4" w:uiPriority="61"/>
+    <w:lsdException w:name="Light Grid Accent 4" w:uiPriority="62"/>
+    <w:lsdException w:name="Medium Shading 1 Accent 4" w:uiPriority="63"/>
+    <w:lsdException w:name="Medium Shading 2 Accent 4" w:uiPriority="64"/>
+    <w:lsdException w:name="Medium List 1 Accent 4" w:uiPriority="65"/>
+    <w:lsdException w:name="Medium List 2 Accent 4" w:uiPriority="66"/>
+    <w:lsdException w:name="Medium Grid 1 Accent 4" w:uiPriority="67"/>
+    <w:lsdException w:name="Medium Grid 2 Accent 4" w:uiPriority="68"/>
+    <w:lsdException w:name="Medium Grid 3 Accent 4" w:uiPriority="69"/>
+    <w:lsdException w:name="Dark List Accent 4" w:uiPriority="70"/>
+    <w:lsdException w:name="Colorful Shading Accent 4" w:uiPriority="71"/>
+    <w:lsdException w:name="Colorful List Accent 4" w:uiPriority="72"/>
+    <w:lsdException w:name="Colorful Grid Accent 4" w:uiPriority="73"/>
+    <w:lsdException w:name="Light Shading Accent 5" w:uiPriority="60"/>
+    <w:lsdException w:name="Light List Accent 5" w:uiPriority="61"/>
+    <w:lsdException w:name="Light Grid Accent 5" w:uiPriority="62"/>
+    <w:lsdException w:name="Medium Shading 1 Accent 5" w:uiPriority="63"/>
+    <w:lsdException w:name="Medium Shading 2 Accent 5" w:uiPriority="64"/>
+    <w:lsdException w:name="Medium List 1 Accent 5" w:uiPriority="65"/>
+    <w:lsdException w:name="Medium List 2 Accent 5" w:uiPriority="66"/>
+    <w:lsdException w:name="Medium Grid 1 Accent 5" w:uiPriority="67"/>
+    <w:lsdException w:name="Medium Grid 2 Accent 5" w:uiPriority="68"/>
+    <w:lsdException w:name="Medium Grid 3 Accent 5" w:uiPriority="69"/>
+    <w:lsdException w:name="Dark List Accent 5" w:uiPriority="70"/>
+    <w:lsdException w:name="Colorful Shading Accent 5" w:uiPriority="71"/>
+    <w:lsdException w:name="Colorful List Accent 5" w:uiPriority="72"/>
+    <w:lsdException w:name="Colorful Grid Accent 5" w:uiPriority="73"/>
+    <w:lsdException w:name="Light Shading Accent 6" w:uiPriority="60"/>
+    <w:lsdException w:name="Light List Accent 6" w:uiPriority="61"/>
+    <w:lsdException w:name="Light Grid Accent 6" w:uiPriority="62"/>
+    <w:lsdException w:name="Medium Shading 1 Accent 6" w:uiPriority="63"/>
+    <w:lsdException w:name="Medium Shading 2 Accent 6" w:uiPriority="64"/>
+    <w:lsdException w:name="Medium List 1 Accent 6" w:uiPriority="65"/>
+    <w:lsdException w:name="Medium List 2 Accent 6" w:uiPriority="66"/>
+    <w:lsdException w:name="Medium Grid 1 Accent 6" w:uiPriority="67"/>
+    <w:lsdException w:name="Medium Grid 2 Accent 6" w:uiPriority="68"/>
+    <w:lsdException w:name="Medium Grid 3 Accent 6" w:uiPriority="69"/>
+    <w:lsdException w:name="Dark List Accent 6" w:uiPriority="70"/>
+    <w:lsdException w:name="Colorful Shading Accent 6" w:uiPriority="71"/>
+    <w:lsdException w:name="Colorful List Accent 6" w:uiPriority="72"/>
+    <w:lsdException w:name="Colorful Grid Accent 6" w:uiPriority="73"/>
+    <w:lsdException w:name="Subtle Emphasis" w:uiPriority="19" w:qFormat="1"/>
+    <w:lsdException w:name="Intense Emphasis" w:uiPriority="21" w:qFormat="1"/>
+    <w:lsdException w:name="Subtle Reference" w:uiPriority="31" w:qFormat="1"/>
+    <w:lsdException w:name="Intense Reference" w:uiPriority="32" w:qFormat="1"/>
+    <w:lsdException w:name="Book Title" w:uiPriority="33" w:qFormat="1"/>
+    <w:lsdException w:name="Bibliography" w:semiHidden="1" w:uiPriority="37" w:unhideWhenUsed="1"/>
+    <w:lsdException w:name="TOC Heading" w:semiHidden="1" w:uiPriority="39" w:unhideWhenUsed="1" w:qFormat="1"/>
+    <w:lsdException w:name="Plain Table 1" w:uiPriority="41"/>
+    <w:lsdException w:name="Plain Table 2" w:uiPriority="42"/>
+    <w:lsdException w:name="Plain Table 3" w:uiPriority="43"/>
+    <w:lsdException w:name="Plain Table 4" w:uiPriority="44"/>
+    <w:lsdException w:name="Plain Table 5" w:uiPriority="45"/>
+    <w:lsdException w:name="Grid Table Light" w:uiPriority="40"/>
+    <w:lsdException w:name="Grid Table 1 Light" w:uiPriority="46"/>
+    <w:lsdException w:name="Grid Table 2" w:uiPriority="47"/>
+    <w:lsdException w:name="Grid Table 3" w:uiPriority="48"/>
+    <w:lsdException w:name="Grid Table 4" w:uiPriority="49"/>
+    <w:lsdException w:name="Grid Table 5 Dark" w:uiPriority="50"/>
+    <w:lsdException w:name="Grid Table 6 Colorful" w:uiPriority="51"/>
+    <w:lsdException w:name="Grid Table 7 Colorful" w:uiPriority="52"/>
+    <w:lsdException w:name="Grid Table 1 Light Accent 1" w:uiPriority="46"/>
+    <w:lsdException w:name="Grid Table 2 Accent 1" w:uiPriority="47"/>
+    <w:lsdException w:name="Grid Table 3 Accent 1" w:uiPriority="48"/>
+    <w:lsdException w:name="Grid Table 4 Accent 1" w:uiPriority="49"/>
+    <w:lsdException w:name="Grid Table 5 Dark Accent 1" w:uiPriority="50"/>
+    <w:lsdException w:name="Grid Table 6 Colorful Accent 1" w:uiPriority="51"/>
+    <w:lsdException w:name="Grid Table 7 Colorful Accent 1" w:uiPriority="52"/>
+    <w:lsdException w:name="Grid Table 1 Light Accent 2" w:uiPriority="46"/>
+    <w:lsdException w:name="Grid Table 2 Accent 2" w:uiPriority="47"/>
+    <w:lsdException w:name="Grid Table 3 Accent 2" w:uiPriority="48"/>
+    <w:lsdException w:name="Grid Table 4 Accent 2" w:uiPriority="49"/>
+    <w:lsdException w:name="Grid Table 5 Dark Accent 2" w:uiPriority="50"/>
+    <w:lsdException w:name="Grid Table 6 Colorful Accent 2" w:uiPriority="51"/>
+    <w:lsdException w:name="Grid Table 7 Colorful Accent 2" w:uiPriority="52"/>
+    <w:lsdException w:name="Grid Table 1 Light Accent 3" w:uiPriority="46"/>
+    <w:lsdException w:name="Grid Table 2 Accent 3" w:uiPriority="47"/>
+    <w:lsdException w:name="Grid Table 3 Accent 3" w:uiPriority="48"/>
+    <w:lsdException w:name="Grid Table 4 Accent 3" w:uiPriority="49"/>
+    <w:lsdException w:name="Grid Table 5 Dark Accent 3" w:uiPriority="50"/>
+    <w:lsdException w:name="Grid Table 6 Colorful Accent 3" w:uiPriority="51"/>
+    <w:lsdException w:name="Grid Table 7 Colorful Accent 3" w:uiPriority="52"/>
+    <w:lsdException w:name="Grid Table 1 Light Accent 4" w:uiPriority="46"/>
+    <w:lsdException w:name="Grid Table 2 Accent 4" w:uiPriority="47"/>
+    <w:lsdException w:name="Grid Table 3 Accent 4" w:uiPriority="48"/>
+    <w:lsdException w:name="Grid Table 4 Accent 4" w:uiPriority="49"/>
+    <w:lsdException w:name="Grid Table 5 Dark Accent 4" w:uiPriority="50"/>
+    <w:lsdException w:name="Grid Table 6 Colorful Accent 4" w:uiPriority="51"/>
+    <w:lsdException w:name="Grid Table 7 Colorful Accent 4" w:uiPriority="52"/>
+    <w:lsdException w:name="Grid Table 1 Light Accent 5" w:uiPriority="46"/>
+    <w:lsdException w:name="Grid Table 2 Accent 5" w:uiPriority="47"/>
+    <w:lsdException w:name="Grid Table 3 Accent 5" w:uiPriority="48"/>
+    <w:lsdException w:name="Grid Table 4 Accent 5" w:uiPriority="49"/>
+    <w:lsdException w:name="Grid Table 5 Dark Accent 5" w:uiPriority="50"/>
+    <w:lsdException w:name="Grid Table 6 Colorful Accent 5" w:uiPriority="51"/>
+    <w:lsdException w:name="Grid Table 7 Colorful Accent 5" w:uiPriority="52"/>
+    <w:lsdException w:name="Grid Table 1 Light Accent 6" w:uiPriority="46"/>
+    <w:lsdException w:name="Grid Table 2 Accent 6" w:uiPriority="47"/>
+    <w:lsdException w:name="Grid Table 3 Accent 6" w:uiPriority="48"/>
+    <w:lsdException w:name="Grid Table 4 Accent 6" w:uiPriority="49"/>
+    <w:lsdException w:name="Grid Table 5 Dark Accent 6" w:uiPriority="50"/>
+    <w:lsdException w:name="Grid Table 6 Colorful Accent 6" w:uiPriority="51"/>
+    <w:lsdException w:name="Grid Table 7 Colorful Accent 6" w:uiPriority="52"/>
+    <w:lsdException w:name="List Table 1 Light" w:uiPriority="46"/>
+    <w:lsdException w:name="List Table 2" w:uiPriority="47"/>
+    <w:lsdException w:name="List Table 3" w:uiPriority="48"/>
+    <w:lsdException w:name="List Table 4" w:uiPriority="49"/>
+    <w:lsdException w:name="List Table 5 Dark" w:uiPriority="50"/>
+    <w:lsdException w:name="List Table 6 Colorful" w:uiPriority="51"/>
+    <w:lsdException w:name="List Table 7 Colorful" w:uiPriority="52"/>
+    <w:lsdException w:name="List Table 1 Light Accent 1" w:uiPriority="46"/>
+    <w:lsdException w:name="List Table 2 Accent 1" w:uiPriority="47"/>
+    <w:lsdException w:name="List Table 3 Accent 1" w:uiPriority="48"/>
+    <w:lsdException w:name="List Table 4 Accent 1" w:uiPriority="49"/>
+    <w:lsdException w:name="List Table 5 Dark Accent 1" w:uiPriority="50"/>
+    <w:lsdException w:name="List Table 6 Colorful Accent 1" w:uiPriority="51"/>
+    <w:lsdException w:name="List Table 7 Colorful Accent 1" w:uiPriority="52"/>
+    <w:lsdException w:name="List Table 1 Light Accent 2" w:uiPriority="46"/>
+    <w:lsdException w:name="List Table 2 Accent 2" w:uiPriority="47"/>
+    <w:lsdException w:name="List Table 3 Accent 2" w:uiPriority="48"/>
+    <w:lsdException w:name="List Table 4 Accent 2" w:uiPriority="49"/>
+    <w:lsdException w:name="List Table 5 Dark Accent 2" w:uiPriority="50"/>
+    <w:lsdException w:name="List Table 6 Colorful Accent 2" w:uiPriority="51"/>
+    <w:lsdException w:name="List Table 7 Colorful Accent 2" w:uiPriority="52"/>
+    <w:lsdException w:name="List Table 1 Light Accent 3" w:uiPriority="46"/>
+    <w:lsdException w:name="List Table 2 Accent 3" w:uiPriority="47"/>
+    <w:lsdException w:name="List Table 3 Accent 3" w:uiPriority="48"/>
+    <w:lsdException w:name="List Table 4 Accent 3" w:uiPriority="49"/>
+    <w:lsdException w:name="List Table 5 Dark Accent 3" w:uiPriority="50"/>
+    <w:lsdException w:name="List Table 6 Colorful Accent 3" w:uiPriority="51"/>
+    <w:lsdException w:name="List Table 7 Colorful Accent 3" w:uiPriority="52"/>
+    <w:lsdException w:name="List Table 1 Light Accent 4" w:uiPriority="46"/>
+    <w:lsdException w:name="List Table 2 Accent 4" w:uiPriority="47"/>
+    <w:lsdException w:name="List Table 3 Accent 4" w:uiPriority="48"/>
+    <w:lsdException w:name="List Table 4 Accent 4" w:uiPriority="49"/>
+    <w:lsdException w:name="List Table 5 Dark Accent 4" w:uiPriority="50"/>
+    <w:lsdException w:name="List Table 6 Colorful Accent 4" w:uiPriority="51"/>
+    <w:lsdException w:name="List Table 7 Colorful Accent 4" w:uiPriority="52"/>
+    <w:lsdException w:name="List Table 1 Light Accent 5" w:uiPriority="46"/>
+    <w:lsdException w:name="List Table 2 Accent 5" w:uiPriority="47"/>
+    <w:lsdException w:name="List Table 3 Accent 5" w:uiPriority="48"/>
+    <w:lsdException w:name="List Table 4 Accent 5" w:uiPriority="49"/>
+    <w:lsdException w:name="List Table 5 Dark Accent 5" w:uiPriority="50"/>
+    <w:lsdException w:name="List Table 6 Colorful Accent 5" w:uiPriority="51"/>
+    <w:lsdException w:name="List Table 7 Colorful Accent 5" w:uiPriority="52"/>
+    <w:lsdException w:name="List Table 1 Light Accent 6" w:uiPriority="46"/>
+    <w:lsdException w:name="List Table 2 Accent 6" w:uiPriority="47"/>
+    <w:lsdException w:name="List Table 3 Accent 6" w:uiPriority="48"/>
+    <w:lsdException w:name="List Table 4 Accent 6" w:uiPriority="49"/>
+    <w:lsdException w:name="List Table 5 Dark Accent 6" w:uiPriority="50"/>
+    <w:lsdException w:name="List Table 6 Colorful Accent 6" w:uiPriority="51"/>
+    <w:lsdException w:name="List Table 7 Colorful Accent 6" w:uiPriority="52"/>
   </w:latentStyles>
   <w:style w:type="paragraph" w:default="1" w:styleId="Normal">
     <w:name w:val="Normal"/>
@@ -5129,313 +5527,10 @@
       <w:u w:val="single"/>
     </w:rPr>
   </w:style>
-</w:styles>
-</file>
-
-<file path=word/stylesWithEffects.xml><?xml version="1.0" encoding="utf-8"?>
-<w:styles xmlns:wpc="http://schemas.microsoft.com/office/word/2010/wordprocessingCanvas" xmlns:mc="http://schemas.openxmlformats.org/markup-compatibility/2006" xmlns:o="urn:schemas-microsoft-com:office:office" xmlns:r="http://schemas.openxmlformats.org/officeDocument/2006/relationships" xmlns:m="http://schemas.openxmlformats.org/officeDocument/2006/math" xmlns:v="urn:schemas-microsoft-com:vml" xmlns:wp14="http://schemas.microsoft.com/office/word/2010/wordprocessingDrawing" xmlns:wp="http://schemas.openxmlformats.org/drawingml/2006/wordprocessingDrawing" xmlns:w10="urn:schemas-microsoft-com:office:word" xmlns:w="http://schemas.openxmlformats.org/wordprocessingml/2006/main" xmlns:w14="http://schemas.microsoft.com/office/word/2010/wordml" xmlns:wpg="http://schemas.microsoft.com/office/word/2010/wordprocessingGroup" xmlns:wpi="http://schemas.microsoft.com/office/word/2010/wordprocessingInk" xmlns:wne="http://schemas.microsoft.com/office/word/2006/wordml" xmlns:wps="http://schemas.microsoft.com/office/word/2010/wordprocessingShape" mc:Ignorable="w14 wp14">
-  <w:docDefaults>
-    <w:rPrDefault>
-      <w:rPr>
-        <w:rFonts w:asciiTheme="minorHAnsi" w:eastAsiaTheme="minorHAnsi" w:hAnsiTheme="minorHAnsi" w:cstheme="minorBidi"/>
-        <w:sz w:val="22"/>
-        <w:szCs w:val="22"/>
-        <w:lang w:val="en-US" w:eastAsia="en-US" w:bidi="ar-SA"/>
-      </w:rPr>
-    </w:rPrDefault>
-    <w:pPrDefault>
-      <w:pPr>
-        <w:spacing w:after="200" w:line="276" w:lineRule="auto"/>
-      </w:pPr>
-    </w:pPrDefault>
-  </w:docDefaults>
-  <w:latentStyles w:defLockedState="0" w:defUIPriority="99" w:defSemiHidden="1" w:defUnhideWhenUsed="1" w:defQFormat="0" w:count="267">
-    <w:lsdException w:name="Normal" w:semiHidden="0" w:uiPriority="0" w:unhideWhenUsed="0" w:qFormat="1"/>
-    <w:lsdException w:name="heading 1" w:semiHidden="0" w:uiPriority="9" w:unhideWhenUsed="0" w:qFormat="1"/>
-    <w:lsdException w:name="heading 2" w:uiPriority="9" w:qFormat="1"/>
-    <w:lsdException w:name="heading 3" w:uiPriority="9" w:qFormat="1"/>
-    <w:lsdException w:name="heading 4" w:uiPriority="9" w:qFormat="1"/>
-    <w:lsdException w:name="heading 5" w:uiPriority="9" w:qFormat="1"/>
-    <w:lsdException w:name="heading 6" w:uiPriority="9" w:qFormat="1"/>
-    <w:lsdException w:name="heading 7" w:uiPriority="9" w:qFormat="1"/>
-    <w:lsdException w:name="heading 8" w:uiPriority="9" w:qFormat="1"/>
-    <w:lsdException w:name="heading 9" w:uiPriority="9" w:qFormat="1"/>
-    <w:lsdException w:name="toc 1" w:uiPriority="39"/>
-    <w:lsdException w:name="toc 2" w:uiPriority="39"/>
-    <w:lsdException w:name="toc 3" w:uiPriority="39"/>
-    <w:lsdException w:name="toc 4" w:uiPriority="39"/>
-    <w:lsdException w:name="toc 5" w:uiPriority="39"/>
-    <w:lsdException w:name="toc 6" w:uiPriority="39"/>
-    <w:lsdException w:name="toc 7" w:uiPriority="39"/>
-    <w:lsdException w:name="toc 8" w:uiPriority="39"/>
-    <w:lsdException w:name="toc 9" w:uiPriority="39"/>
-    <w:lsdException w:name="header" w:uiPriority="0"/>
-    <w:lsdException w:name="caption" w:uiPriority="35" w:qFormat="1"/>
-    <w:lsdException w:name="List Bullet" w:uiPriority="0"/>
-    <w:lsdException w:name="Title" w:semiHidden="0" w:uiPriority="10" w:unhideWhenUsed="0" w:qFormat="1"/>
-    <w:lsdException w:name="Default Paragraph Font" w:uiPriority="1"/>
-    <w:lsdException w:name="Body Text" w:uiPriority="0"/>
-    <w:lsdException w:name="Subtitle" w:semiHidden="0" w:uiPriority="11" w:unhideWhenUsed="0" w:qFormat="1"/>
-    <w:lsdException w:name="Hyperlink" w:uiPriority="0"/>
-    <w:lsdException w:name="Strong" w:semiHidden="0" w:uiPriority="22" w:unhideWhenUsed="0" w:qFormat="1"/>
-    <w:lsdException w:name="Emphasis" w:semiHidden="0" w:uiPriority="20" w:unhideWhenUsed="0" w:qFormat="1"/>
-    <w:lsdException w:name="Table Grid" w:semiHidden="0" w:uiPriority="59" w:unhideWhenUsed="0"/>
-    <w:lsdException w:name="Placeholder Text" w:unhideWhenUsed="0"/>
-    <w:lsdException w:name="No Spacing" w:semiHidden="0" w:uiPriority="1" w:unhideWhenUsed="0" w:qFormat="1"/>
-    <w:lsdException w:name="Light Shading" w:semiHidden="0" w:uiPriority="60" w:unhideWhenUsed="0"/>
-    <w:lsdException w:name="Light List" w:semiHidden="0" w:uiPriority="61" w:unhideWhenUsed="0"/>
-    <w:lsdException w:name="Light Grid" w:semiHidden="0" w:uiPriority="62" w:unhideWhenUsed="0"/>
-    <w:lsdException w:name="Medium Shading 1" w:semiHidden="0" w:uiPriority="63" w:unhideWhenUsed="0"/>
-    <w:lsdException w:name="Medium Shading 2" w:semiHidden="0" w:uiPriority="64" w:unhideWhenUsed="0"/>
-    <w:lsdException w:name="Medium List 1" w:semiHidden="0" w:uiPriority="65" w:unhideWhenUsed="0"/>
-    <w:lsdException w:name="Medium List 2" w:semiHidden="0" w:uiPriority="66" w:unhideWhenUsed="0"/>
-    <w:lsdException w:name="Medium Grid 1" w:semiHidden="0" w:uiPriority="67" w:unhideWhenUsed="0"/>
-    <w:lsdException w:name="Medium Grid 2" w:semiHidden="0" w:uiPriority="68" w:unhideWhenUsed="0"/>
-    <w:lsdException w:name="Medium Grid 3" w:semiHidden="0" w:uiPriority="69" w:unhideWhenUsed="0"/>
-    <w:lsdException w:name="Dark List" w:semiHidden="0" w:uiPriority="70" w:unhideWhenUsed="0"/>
-    <w:lsdException w:name="Colorful Shading" w:semiHidden="0" w:uiPriority="71" w:unhideWhenUsed="0"/>
-    <w:lsdException w:name="Colorful List" w:semiHidden="0" w:uiPriority="72" w:unhideWhenUsed="0"/>
-    <w:lsdException w:name="Colorful Grid" w:semiHidden="0" w:uiPriority="73" w:unhideWhenUsed="0"/>
-    <w:lsdException w:name="Light Shading Accent 1" w:semiHidden="0" w:uiPriority="60" w:unhideWhenUsed="0"/>
-    <w:lsdException w:name="Light List Accent 1" w:semiHidden="0" w:uiPriority="61" w:unhideWhenUsed="0"/>
-    <w:lsdException w:name="Light Grid Accent 1" w:semiHidden="0" w:uiPriority="62" w:unhideWhenUsed="0"/>
-    <w:lsdException w:name="Medium Shading 1 Accent 1" w:semiHidden="0" w:uiPriority="63" w:unhideWhenUsed="0"/>
-    <w:lsdException w:name="Medium Shading 2 Accent 1" w:semiHidden="0" w:uiPriority="64" w:unhideWhenUsed="0"/>
-    <w:lsdException w:name="Medium List 1 Accent 1" w:semiHidden="0" w:uiPriority="65" w:unhideWhenUsed="0"/>
-    <w:lsdException w:name="Revision" w:unhideWhenUsed="0"/>
-    <w:lsdException w:name="List Paragraph" w:semiHidden="0" w:uiPriority="34" w:unhideWhenUsed="0" w:qFormat="1"/>
-    <w:lsdException w:name="Quote" w:semiHidden="0" w:uiPriority="29" w:unhideWhenUsed="0" w:qFormat="1"/>
-    <w:lsdException w:name="Intense Quote" w:semiHidden="0" w:uiPriority="30" w:unhideWhenUsed="0" w:qFormat="1"/>
-    <w:lsdException w:name="Medium List 2 Accent 1" w:semiHidden="0" w:uiPriority="66" w:unhideWhenUsed="0"/>
-    <w:lsdException w:name="Medium Grid 1 Accent 1" w:semiHidden="0" w:uiPriority="67" w:unhideWhenUsed="0"/>
-    <w:lsdException w:name="Medium Grid 2 Accent 1" w:semiHidden="0" w:uiPriority="68" w:unhideWhenUsed="0"/>
-    <w:lsdException w:name="Medium Grid 3 Accent 1" w:semiHidden="0" w:uiPriority="69" w:unhideWhenUsed="0"/>
-    <w:lsdException w:name="Dark List Accent 1" w:semiHidden="0" w:uiPriority="70" w:unhideWhenUsed="0"/>
-    <w:lsdException w:name="Colorful Shading Accent 1" w:semiHidden="0" w:uiPriority="71" w:unhideWhenUsed="0"/>
-    <w:lsdException w:name="Colorful List Accent 1" w:semiHidden="0" w:uiPriority="72" w:unhideWhenUsed="0"/>
-    <w:lsdException w:name="Colorful Grid Accent 1" w:semiHidden="0" w:uiPriority="73" w:unhideWhenUsed="0"/>
-    <w:lsdException w:name="Light Shading Accent 2" w:semiHidden="0" w:uiPriority="60" w:unhideWhenUsed="0"/>
-    <w:lsdException w:name="Light List Accent 2" w:semiHidden="0" w:uiPriority="61" w:unhideWhenUsed="0"/>
-    <w:lsdException w:name="Light Grid Accent 2" w:semiHidden="0" w:uiPriority="62" w:unhideWhenUsed="0"/>
-    <w:lsdException w:name="Medium Shading 1 Accent 2" w:semiHidden="0" w:uiPriority="63" w:unhideWhenUsed="0"/>
-    <w:lsdException w:name="Medium Shading 2 Accent 2" w:semiHidden="0" w:uiPriority="64" w:unhideWhenUsed="0"/>
-    <w:lsdException w:name="Medium List 1 Accent 2" w:semiHidden="0" w:uiPriority="65" w:unhideWhenUsed="0"/>
-    <w:lsdException w:name="Medium List 2 Accent 2" w:semiHidden="0" w:uiPriority="66" w:unhideWhenUsed="0"/>
-    <w:lsdException w:name="Medium Grid 1 Accent 2" w:semiHidden="0" w:uiPriority="67" w:unhideWhenUsed="0"/>
-    <w:lsdException w:name="Medium Grid 2 Accent 2" w:semiHidden="0" w:uiPriority="68" w:unhideWhenUsed="0"/>
-    <w:lsdException w:name="Medium Grid 3 Accent 2" w:semiHidden="0" w:uiPriority="69" w:unhideWhenUsed="0"/>
-    <w:lsdException w:name="Dark List Accent 2" w:semiHidden="0" w:uiPriority="70" w:unhideWhenUsed="0"/>
-    <w:lsdException w:name="Colorful Shading Accent 2" w:semiHidden="0" w:uiPriority="71" w:unhideWhenUsed="0"/>
-    <w:lsdException w:name="Colorful List Accent 2" w:semiHidden="0" w:uiPriority="72" w:unhideWhenUsed="0"/>
-    <w:lsdException w:name="Colorful Grid Accent 2" w:semiHidden="0" w:uiPriority="73" w:unhideWhenUsed="0"/>
-    <w:lsdException w:name="Light Shading Accent 3" w:semiHidden="0" w:uiPriority="60" w:unhideWhenUsed="0"/>
-    <w:lsdException w:name="Light List Accent 3" w:semiHidden="0" w:uiPriority="61" w:unhideWhenUsed="0"/>
-    <w:lsdException w:name="Light Grid Accent 3" w:semiHidden="0" w:uiPriority="62" w:unhideWhenUsed="0"/>
-    <w:lsdException w:name="Medium Shading 1 Accent 3" w:semiHidden="0" w:uiPriority="63" w:unhideWhenUsed="0"/>
-    <w:lsdException w:name="Medium Shading 2 Accent 3" w:semiHidden="0" w:uiPriority="64" w:unhideWhenUsed="0"/>
-    <w:lsdException w:name="Medium List 1 Accent 3" w:semiHidden="0" w:uiPriority="65" w:unhideWhenUsed="0"/>
-    <w:lsdException w:name="Medium List 2 Accent 3" w:semiHidden="0" w:uiPriority="66" w:unhideWhenUsed="0"/>
-    <w:lsdException w:name="Medium Grid 1 Accent 3" w:semiHidden="0" w:uiPriority="67" w:unhideWhenUsed="0"/>
-    <w:lsdException w:name="Medium Grid 2 Accent 3" w:semiHidden="0" w:uiPriority="68" w:unhideWhenUsed="0"/>
-    <w:lsdException w:name="Medium Grid 3 Accent 3" w:semiHidden="0" w:uiPriority="69" w:unhideWhenUsed="0"/>
-    <w:lsdException w:name="Dark List Accent 3" w:semiHidden="0" w:uiPriority="70" w:unhideWhenUsed="0"/>
-    <w:lsdException w:name="Colorful Shading Accent 3" w:semiHidden="0" w:uiPriority="71" w:unhideWhenUsed="0"/>
-    <w:lsdException w:name="Colorful List Accent 3" w:semiHidden="0" w:uiPriority="72" w:unhideWhenUsed="0"/>
-    <w:lsdException w:name="Colorful Grid Accent 3" w:semiHidden="0" w:uiPriority="73" w:unhideWhenUsed="0"/>
-    <w:lsdException w:name="Light Shading Accent 4" w:semiHidden="0" w:uiPriority="60" w:unhideWhenUsed="0"/>
-    <w:lsdException w:name="Light List Accent 4" w:semiHidden="0" w:uiPriority="61" w:unhideWhenUsed="0"/>
-    <w:lsdException w:name="Light Grid Accent 4" w:semiHidden="0" w:uiPriority="62" w:unhideWhenUsed="0"/>
-    <w:lsdException w:name="Medium Shading 1 Accent 4" w:semiHidden="0" w:uiPriority="63" w:unhideWhenUsed="0"/>
-    <w:lsdException w:name="Medium Shading 2 Accent 4" w:semiHidden="0" w:uiPriority="64" w:unhideWhenUsed="0"/>
-    <w:lsdException w:name="Medium List 1 Accent 4" w:semiHidden="0" w:uiPriority="65" w:unhideWhenUsed="0"/>
-    <w:lsdException w:name="Medium List 2 Accent 4" w:semiHidden="0" w:uiPriority="66" w:unhideWhenUsed="0"/>
-    <w:lsdException w:name="Medium Grid 1 Accent 4" w:semiHidden="0" w:uiPriority="67" w:unhideWhenUsed="0"/>
-    <w:lsdException w:name="Medium Grid 2 Accent 4" w:semiHidden="0" w:uiPriority="68" w:unhideWhenUsed="0"/>
-    <w:lsdException w:name="Medium Grid 3 Accent 4" w:semiHidden="0" w:uiPriority="69" w:unhideWhenUsed="0"/>
-    <w:lsdException w:name="Dark List Accent 4" w:semiHidden="0" w:uiPriority="70" w:unhideWhenUsed="0"/>
-    <w:lsdException w:name="Colorful Shading Accent 4" w:semiHidden="0" w:uiPriority="71" w:unhideWhenUsed="0"/>
-    <w:lsdException w:name="Colorful List Accent 4" w:semiHidden="0" w:uiPriority="72" w:unhideWhenUsed="0"/>
-    <w:lsdException w:name="Colorful Grid Accent 4" w:semiHidden="0" w:uiPriority="73" w:unhideWhenUsed="0"/>
-    <w:lsdException w:name="Light Shading Accent 5" w:semiHidden="0" w:uiPriority="60" w:unhideWhenUsed="0"/>
-    <w:lsdException w:name="Light List Accent 5" w:semiHidden="0" w:uiPriority="61" w:unhideWhenUsed="0"/>
-    <w:lsdException w:name="Light Grid Accent 5" w:semiHidden="0" w:uiPriority="62" w:unhideWhenUsed="0"/>
-    <w:lsdException w:name="Medium Shading 1 Accent 5" w:semiHidden="0" w:uiPriority="63" w:unhideWhenUsed="0"/>
-    <w:lsdException w:name="Medium Shading 2 Accent 5" w:semiHidden="0" w:uiPriority="64" w:unhideWhenUsed="0"/>
-    <w:lsdException w:name="Medium List 1 Accent 5" w:semiHidden="0" w:uiPriority="65" w:unhideWhenUsed="0"/>
-    <w:lsdException w:name="Medium List 2 Accent 5" w:semiHidden="0" w:uiPriority="66" w:unhideWhenUsed="0"/>
-    <w:lsdException w:name="Medium Grid 1 Accent 5" w:semiHidden="0" w:uiPriority="67" w:unhideWhenUsed="0"/>
-    <w:lsdException w:name="Medium Grid 2 Accent 5" w:semiHidden="0" w:uiPriority="68" w:unhideWhenUsed="0"/>
-    <w:lsdException w:name="Medium Grid 3 Accent 5" w:semiHidden="0" w:uiPriority="69" w:unhideWhenUsed="0"/>
-    <w:lsdException w:name="Dark List Accent 5" w:semiHidden="0" w:uiPriority="70" w:unhideWhenUsed="0"/>
-    <w:lsdException w:name="Colorful Shading Accent 5" w:semiHidden="0" w:uiPriority="71" w:unhideWhenUsed="0"/>
-    <w:lsdException w:name="Colorful List Accent 5" w:semiHidden="0" w:uiPriority="72" w:unhideWhenUsed="0"/>
-    <w:lsdException w:name="Colorful Grid Accent 5" w:semiHidden="0" w:uiPriority="73" w:unhideWhenUsed="0"/>
-    <w:lsdException w:name="Light Shading Accent 6" w:semiHidden="0" w:uiPriority="60" w:unhideWhenUsed="0"/>
-    <w:lsdException w:name="Light List Accent 6" w:semiHidden="0" w:uiPriority="61" w:unhideWhenUsed="0"/>
-    <w:lsdException w:name="Light Grid Accent 6" w:semiHidden="0" w:uiPriority="62" w:unhideWhenUsed="0"/>
-    <w:lsdException w:name="Medium Shading 1 Accent 6" w:semiHidden="0" w:uiPriority="63" w:unhideWhenUsed="0"/>
-    <w:lsdException w:name="Medium Shading 2 Accent 6" w:semiHidden="0" w:uiPriority="64" w:unhideWhenUsed="0"/>
-    <w:lsdException w:name="Medium List 1 Accent 6" w:semiHidden="0" w:uiPriority="65" w:unhideWhenUsed="0"/>
-    <w:lsdException w:name="Medium List 2 Accent 6" w:semiHidden="0" w:uiPriority="66" w:unhideWhenUsed="0"/>
-    <w:lsdException w:name="Medium Grid 1 Accent 6" w:semiHidden="0" w:uiPriority="67" w:unhideWhenUsed="0"/>
-    <w:lsdException w:name="Medium Grid 2 Accent 6" w:semiHidden="0" w:uiPriority="68" w:unhideWhenUsed="0"/>
-    <w:lsdException w:name="Medium Grid 3 Accent 6" w:semiHidden="0" w:uiPriority="69" w:unhideWhenUsed="0"/>
-    <w:lsdException w:name="Dark List Accent 6" w:semiHidden="0" w:uiPriority="70" w:unhideWhenUsed="0"/>
-    <w:lsdException w:name="Colorful Shading Accent 6" w:semiHidden="0" w:uiPriority="71" w:unhideWhenUsed="0"/>
-    <w:lsdException w:name="Colorful List Accent 6" w:semiHidden="0" w:uiPriority="72" w:unhideWhenUsed="0"/>
-    <w:lsdException w:name="Colorful Grid Accent 6" w:semiHidden="0" w:uiPriority="73" w:unhideWhenUsed="0"/>
-    <w:lsdException w:name="Subtle Emphasis" w:semiHidden="0" w:uiPriority="19" w:unhideWhenUsed="0" w:qFormat="1"/>
-    <w:lsdException w:name="Intense Emphasis" w:semiHidden="0" w:uiPriority="21" w:unhideWhenUsed="0" w:qFormat="1"/>
-    <w:lsdException w:name="Subtle Reference" w:semiHidden="0" w:uiPriority="31" w:unhideWhenUsed="0" w:qFormat="1"/>
-    <w:lsdException w:name="Intense Reference" w:semiHidden="0" w:uiPriority="32" w:unhideWhenUsed="0" w:qFormat="1"/>
-    <w:lsdException w:name="Book Title" w:semiHidden="0" w:uiPriority="33" w:unhideWhenUsed="0" w:qFormat="1"/>
-    <w:lsdException w:name="Bibliography" w:uiPriority="37"/>
-    <w:lsdException w:name="TOC Heading" w:uiPriority="39" w:qFormat="1"/>
-  </w:latentStyles>
-  <w:style w:type="paragraph" w:default="1" w:styleId="Normal">
-    <w:name w:val="Normal"/>
-    <w:qFormat/>
-    <w:rsid w:val="004C545A"/>
-    <w:pPr>
-      <w:spacing w:after="0" w:line="240" w:lineRule="auto"/>
-    </w:pPr>
-    <w:rPr>
-      <w:rFonts w:ascii="Times New Roman" w:eastAsia="Times New Roman" w:hAnsi="Times New Roman" w:cs="Times New Roman"/>
-      <w:sz w:val="24"/>
-      <w:szCs w:val="24"/>
-    </w:rPr>
-  </w:style>
-  <w:style w:type="character" w:default="1" w:styleId="DefaultParagraphFont">
-    <w:name w:val="Default Paragraph Font"/>
-    <w:uiPriority w:val="1"/>
-    <w:semiHidden/>
-    <w:unhideWhenUsed/>
-  </w:style>
-  <w:style w:type="table" w:default="1" w:styleId="TableNormal">
-    <w:name w:val="Normal Table"/>
-    <w:uiPriority w:val="99"/>
-    <w:semiHidden/>
-    <w:unhideWhenUsed/>
-    <w:tblPr>
-      <w:tblInd w:w="0" w:type="dxa"/>
-      <w:tblCellMar>
-        <w:top w:w="0" w:type="dxa"/>
-        <w:left w:w="108" w:type="dxa"/>
-        <w:bottom w:w="0" w:type="dxa"/>
-        <w:right w:w="108" w:type="dxa"/>
-      </w:tblCellMar>
-    </w:tblPr>
-  </w:style>
-  <w:style w:type="numbering" w:default="1" w:styleId="NoList">
-    <w:name w:val="No List"/>
-    <w:uiPriority w:val="99"/>
-    <w:semiHidden/>
-    <w:unhideWhenUsed/>
-  </w:style>
-  <w:style w:type="paragraph" w:styleId="Header">
-    <w:name w:val="header"/>
-    <w:basedOn w:val="Normal"/>
-    <w:link w:val="HeaderChar"/>
-    <w:rsid w:val="004C545A"/>
-    <w:pPr>
-      <w:tabs>
-        <w:tab w:val="center" w:pos="4320"/>
-        <w:tab w:val="right" w:pos="8640"/>
-      </w:tabs>
-    </w:pPr>
-  </w:style>
-  <w:style w:type="character" w:customStyle="1" w:styleId="HeaderChar">
-    <w:name w:val="Header Char"/>
+  <w:style w:type="character" w:customStyle="1" w:styleId="whitespace-normal">
+    <w:name w:val="whitespace-normal"/>
     <w:basedOn w:val="DefaultParagraphFont"/>
-    <w:link w:val="Header"/>
-    <w:rsid w:val="004C545A"/>
-    <w:rPr>
-      <w:rFonts w:ascii="Times New Roman" w:eastAsia="Times New Roman" w:hAnsi="Times New Roman" w:cs="Times New Roman"/>
-      <w:sz w:val="24"/>
-      <w:szCs w:val="24"/>
-    </w:rPr>
-  </w:style>
-  <w:style w:type="paragraph" w:styleId="BodyText">
-    <w:name w:val="Body Text"/>
-    <w:basedOn w:val="Normal"/>
-    <w:link w:val="BodyTextChar"/>
-    <w:rsid w:val="004C545A"/>
-    <w:pPr>
-      <w:spacing w:line="480" w:lineRule="auto"/>
-    </w:pPr>
-    <w:rPr>
-      <w:rFonts w:ascii="Arial" w:hAnsi="Arial"/>
-      <w:b/>
-      <w:sz w:val="22"/>
-    </w:rPr>
-  </w:style>
-  <w:style w:type="character" w:customStyle="1" w:styleId="BodyTextChar">
-    <w:name w:val="Body Text Char"/>
-    <w:basedOn w:val="DefaultParagraphFont"/>
-    <w:link w:val="BodyText"/>
-    <w:rsid w:val="004C545A"/>
-    <w:rPr>
-      <w:rFonts w:ascii="Arial" w:eastAsia="Times New Roman" w:hAnsi="Arial" w:cs="Times New Roman"/>
-      <w:b/>
-      <w:szCs w:val="24"/>
-    </w:rPr>
-  </w:style>
-  <w:style w:type="character" w:styleId="Hyperlink">
-    <w:name w:val="Hyperlink"/>
-    <w:rsid w:val="004C545A"/>
-    <w:rPr>
-      <w:color w:val="0000FF"/>
-      <w:u w:val="single"/>
-    </w:rPr>
-  </w:style>
-  <w:style w:type="paragraph" w:styleId="ListBullet">
-    <w:name w:val="List Bullet"/>
-    <w:basedOn w:val="Normal"/>
-    <w:rsid w:val="004C545A"/>
-    <w:pPr>
-      <w:numPr>
-        <w:numId w:val="3"/>
-      </w:numPr>
-    </w:pPr>
-  </w:style>
-  <w:style w:type="paragraph" w:styleId="BalloonText">
-    <w:name w:val="Balloon Text"/>
-    <w:basedOn w:val="Normal"/>
-    <w:link w:val="BalloonTextChar"/>
-    <w:uiPriority w:val="99"/>
-    <w:semiHidden/>
-    <w:unhideWhenUsed/>
-    <w:rsid w:val="00196E49"/>
-    <w:rPr>
-      <w:rFonts w:ascii="Tahoma" w:hAnsi="Tahoma" w:cs="Tahoma"/>
-      <w:sz w:val="16"/>
-      <w:szCs w:val="16"/>
-    </w:rPr>
-  </w:style>
-  <w:style w:type="character" w:customStyle="1" w:styleId="BalloonTextChar">
-    <w:name w:val="Balloon Text Char"/>
-    <w:basedOn w:val="DefaultParagraphFont"/>
-    <w:link w:val="BalloonText"/>
-    <w:uiPriority w:val="99"/>
-    <w:semiHidden/>
-    <w:rsid w:val="00196E49"/>
-    <w:rPr>
-      <w:rFonts w:ascii="Tahoma" w:eastAsia="Times New Roman" w:hAnsi="Tahoma" w:cs="Tahoma"/>
-      <w:sz w:val="16"/>
-      <w:szCs w:val="16"/>
-    </w:rPr>
-  </w:style>
-  <w:style w:type="character" w:styleId="FollowedHyperlink">
-    <w:name w:val="FollowedHyperlink"/>
-    <w:basedOn w:val="DefaultParagraphFont"/>
-    <w:uiPriority w:val="99"/>
-    <w:semiHidden/>
-    <w:unhideWhenUsed/>
-    <w:rsid w:val="001B1DCB"/>
-    <w:rPr>
-      <w:color w:val="800080" w:themeColor="followedHyperlink"/>
-      <w:u w:val="single"/>
-    </w:rPr>
+    <w:rsid w:val="004C1AF4"/>
   </w:style>
 </w:styles>
 </file>
@@ -5728,7 +5823,7 @@
 </file>
 
 <file path=customXml/itemProps1.xml><?xml version="1.0" encoding="utf-8"?>
-<ds:datastoreItem xmlns:ds="http://schemas.openxmlformats.org/officeDocument/2006/customXml" ds:itemID="{D0AF52EC-2A4C-4AEA-98FE-4979ACC13249}">
+<ds:datastoreItem xmlns:ds="http://schemas.openxmlformats.org/officeDocument/2006/customXml" ds:itemID="{94B50425-7C97-46D5-9473-6D5A2E3BE59B}">
   <ds:schemaRefs>
     <ds:schemaRef ds:uri="http://schemas.openxmlformats.org/officeDocument/2006/bibliography"/>
   </ds:schemaRefs>
